--- a/MCAROC.Portal/MCAROC_Analysis/ReportTemplates/PRR/prr-template.docx
+++ b/MCAROC.Portal/MCAROC_Analysis/ReportTemplates/PRR/prr-template.docx
@@ -2,6 +2,2910 @@
 <file path=word/document.xml><?xml version="1.0" encoding="utf-8"?>
 <w:document xmlns:wpc="http://schemas.microsoft.com/office/word/2010/wordprocessingCanvas" xmlns:cx="http://schemas.microsoft.com/office/drawing/2014/chartex" xmlns:cx1="http://schemas.microsoft.com/office/drawing/2015/9/8/chartex" xmlns:cx2="http://schemas.microsoft.com/office/drawing/2015/10/21/chartex" xmlns:cx3="http://schemas.microsoft.com/office/drawing/2016/5/9/chartex" xmlns:cx4="http://schemas.microsoft.com/office/drawing/2016/5/10/chartex" xmlns:cx5="http://schemas.microsoft.com/office/drawing/2016/5/11/chartex" xmlns:cx6="http://schemas.microsoft.com/office/drawing/2016/5/12/chartex" xmlns:cx7="http://schemas.microsoft.com/office/drawing/2016/5/13/chartex" xmlns:cx8="http://schemas.microsoft.com/office/drawing/2016/5/14/chartex" xmlns:mc="http://schemas.openxmlformats.org/markup-compatibility/2006" xmlns:aink="http://schemas.microsoft.com/office/drawing/2016/ink" xmlns:am3d="http://schemas.microsoft.com/office/drawing/2017/model3d" xmlns:o="urn:schemas-microsoft-com:office:office" xmlns:oel="http://schemas.microsoft.com/office/2019/extlst" xmlns:r="http://schemas.openxmlformats.org/officeDocument/2006/relationships" xmlns:m="http://schemas.openxmlformats.org/officeDocument/2006/math" xmlns:v="urn:schemas-microsoft-com:vml" xmlns:wp14="http://schemas.microsoft.com/office/word/2010/wordprocessingDrawing" xmlns:wp="http://schemas.openxmlformats.org/drawingml/2006/wordprocessingDrawing" xmlns:w10="urn:schemas-microsoft-com:office:word" xmlns:w="http://schemas.openxmlformats.org/wordprocessingml/2006/main" xmlns:w14="http://schemas.microsoft.com/office/word/2010/wordml" xmlns:w15="http://schemas.microsoft.com/office/word/2012/wordml" xmlns:w16cex="http://schemas.microsoft.com/office/word/2018/wordml/cex" xmlns:w16cid="http://schemas.microsoft.com/office/word/2016/wordml/cid" xmlns:w16="http://schemas.microsoft.com/office/word/2018/wordml" xmlns:w16du="http://schemas.microsoft.com/office/word/2023/wordml/word16du" xmlns:w16sdtdh="http://schemas.microsoft.com/office/word/2020/wordml/sdtdatahash" xmlns:w16sdtfl="http://schemas.microsoft.com/office/word/2024/wordml/sdtformatlock" xmlns:w16se="http://schemas.microsoft.com/office/word/2015/wordml/symex" xmlns:wpg="http://schemas.microsoft.com/office/word/2010/wordprocessingGroup" xmlns:wpi="http://schemas.microsoft.com/office/word/2010/wordprocessingInk" xmlns:wne="http://schemas.microsoft.com/office/word/2006/wordml" xmlns:wps="http://schemas.microsoft.com/office/word/2010/wordprocessingShape" mc:Ignorable="w14 w15 w16se w16cid w16 w16cex w16sdtdh w16sdtfl w16du wp14">
   <w:body>
+    <w:p>
+      <w:pPr>
+        <w:spacing w:after="160"/>
+        <w:jc w:val="center"/>
+      </w:pPr>
+      <w:r>
+        <w:rPr>
+          <w:rFonts w:ascii="Verdana" w:hAnsi="Verdana"/>
+          <w:b/>
+          <w:sz w:val="26"/>
+          <w:u w:val="single"/>
+        </w:rPr>
+        <w:t>MCA-ROC Search Report</w:t>
+      </w:r>
+    </w:p>
+    <w:tbl>
+      <w:tblPr>
+        <w:tblW w:w="9800" w:type="dxa"/>
+        <w:tblInd w:w="1388" w:type="dxa"/>
+        <w:tblLayout w:type="fixed"/>
+        <w:tblLook w:firstColumn="1" w:firstRow="1" w:lastColumn="0" w:lastRow="0" w:noHBand="0" w:noVBand="1" w:val="04A0"/>
+      </w:tblPr>
+      <w:tblGrid>
+        <w:gridCol w:w="3400"/>
+        <w:gridCol w:w="6400"/>
+      </w:tblGrid>
+      <w:tr>
+        <w:tc>
+          <w:tcPr>
+            <w:tcW w:type="dxa" w:w="3400"/>
+            <w:tcBorders>
+              <w:top w:val="single" w:sz="7" w:space="0" w:color="000000"/>
+              <w:left w:val="single" w:sz="7" w:space="0" w:color="000000"/>
+              <w:bottom w:val="single" w:sz="7" w:space="0" w:color="000000"/>
+              <w:right w:val="single" w:sz="7" w:space="0" w:color="000000"/>
+            </w:tcBorders>
+            <w:shd w:val="clear" w:color="auto" w:fill="DAEEF3"/>
+            <w:tcMar>
+              <w:top w:w="60" w:type="dxa"/>
+              <w:left w:w="90" w:type="dxa"/>
+              <w:bottom w:w="60" w:type="dxa"/>
+              <w:right w:w="90" w:type="dxa"/>
+            </w:tcMar>
+            <w:vAlign w:val="center"/>
+          </w:tcPr>
+          <w:p>
+            <w:pPr>
+              <w:spacing w:after="0" w:before="0" w:line="252" w:lineRule="auto"/>
+              <w:jc w:val="left"/>
+            </w:pPr>
+            <w:r/>
+            <w:r>
+              <w:rPr>
+                <w:rFonts w:ascii="Verdana" w:hAnsi="Verdana"/>
+                <w:b/>
+                <w:sz w:val="20"/>
+              </w:rPr>
+              <w:t>Assignment No</w:t>
+            </w:r>
+          </w:p>
+        </w:tc>
+        <w:tc>
+          <w:tcPr>
+            <w:tcW w:type="dxa" w:w="6400"/>
+            <w:tcBorders>
+              <w:top w:val="single" w:sz="7" w:space="0" w:color="000000"/>
+              <w:left w:val="single" w:sz="7" w:space="0" w:color="000000"/>
+              <w:bottom w:val="single" w:sz="7" w:space="0" w:color="000000"/>
+              <w:right w:val="single" w:sz="7" w:space="0" w:color="000000"/>
+            </w:tcBorders>
+            <w:tcMar>
+              <w:top w:w="60" w:type="dxa"/>
+              <w:left w:w="90" w:type="dxa"/>
+              <w:bottom w:w="60" w:type="dxa"/>
+              <w:right w:w="90" w:type="dxa"/>
+            </w:tcMar>
+            <w:vAlign w:val="center"/>
+          </w:tcPr>
+          <w:p>
+            <w:pPr>
+              <w:spacing w:after="0" w:before="0" w:line="252" w:lineRule="auto"/>
+              <w:jc w:val="left"/>
+            </w:pPr>
+            <w:r/>
+            <w:r>
+              <w:rPr>
+                <w:rFonts w:ascii="Verdana" w:hAnsi="Verdana"/>
+                <w:b w:val="0"/>
+                <w:sz w:val="20"/>
+              </w:rPr>
+              <w:t>ASN_No_37312</w:t>
+            </w:r>
+          </w:p>
+        </w:tc>
+      </w:tr>
+      <w:tr>
+        <w:tc>
+          <w:tcPr>
+            <w:tcW w:type="dxa" w:w="3400"/>
+            <w:tcBorders>
+              <w:top w:val="single" w:sz="7" w:space="0" w:color="000000"/>
+              <w:left w:val="single" w:sz="7" w:space="0" w:color="000000"/>
+              <w:bottom w:val="single" w:sz="7" w:space="0" w:color="000000"/>
+              <w:right w:val="single" w:sz="7" w:space="0" w:color="000000"/>
+            </w:tcBorders>
+            <w:shd w:val="clear" w:color="auto" w:fill="DAEEF3"/>
+            <w:tcMar>
+              <w:top w:w="60" w:type="dxa"/>
+              <w:left w:w="90" w:type="dxa"/>
+              <w:bottom w:w="60" w:type="dxa"/>
+              <w:right w:w="90" w:type="dxa"/>
+            </w:tcMar>
+            <w:vAlign w:val="center"/>
+          </w:tcPr>
+          <w:p>
+            <w:pPr>
+              <w:spacing w:after="0" w:before="0" w:line="252" w:lineRule="auto"/>
+              <w:jc w:val="left"/>
+            </w:pPr>
+            <w:r/>
+            <w:r>
+              <w:rPr>
+                <w:rFonts w:ascii="Verdana" w:hAnsi="Verdana"/>
+                <w:b/>
+                <w:sz w:val="20"/>
+              </w:rPr>
+              <w:t>SystemId</w:t>
+            </w:r>
+          </w:p>
+        </w:tc>
+        <w:tc>
+          <w:tcPr>
+            <w:tcW w:type="dxa" w:w="6400"/>
+            <w:tcBorders>
+              <w:top w:val="single" w:sz="7" w:space="0" w:color="000000"/>
+              <w:left w:val="single" w:sz="7" w:space="0" w:color="000000"/>
+              <w:bottom w:val="single" w:sz="7" w:space="0" w:color="000000"/>
+              <w:right w:val="single" w:sz="7" w:space="0" w:color="000000"/>
+            </w:tcBorders>
+            <w:tcMar>
+              <w:top w:w="60" w:type="dxa"/>
+              <w:left w:w="90" w:type="dxa"/>
+              <w:bottom w:w="60" w:type="dxa"/>
+              <w:right w:w="90" w:type="dxa"/>
+            </w:tcMar>
+            <w:vAlign w:val="center"/>
+          </w:tcPr>
+          <w:p>
+            <w:pPr>
+              <w:spacing w:after="0" w:before="0" w:line="252" w:lineRule="auto"/>
+              <w:jc w:val="left"/>
+            </w:pPr>
+            <w:r/>
+            <w:r>
+              <w:rPr>
+                <w:rFonts w:ascii="Verdana" w:hAnsi="Verdana"/>
+                <w:b w:val="0"/>
+                <w:sz w:val="20"/>
+              </w:rPr>
+              <w:t>FI_CODE_37280</w:t>
+            </w:r>
+          </w:p>
+        </w:tc>
+      </w:tr>
+      <w:tr>
+        <w:tc>
+          <w:tcPr>
+            <w:tcW w:type="dxa" w:w="3400"/>
+            <w:tcBorders>
+              <w:top w:val="single" w:sz="7" w:space="0" w:color="000000"/>
+              <w:left w:val="single" w:sz="7" w:space="0" w:color="000000"/>
+              <w:bottom w:val="single" w:sz="7" w:space="0" w:color="000000"/>
+              <w:right w:val="single" w:sz="7" w:space="0" w:color="000000"/>
+            </w:tcBorders>
+            <w:shd w:val="clear" w:color="auto" w:fill="DAEEF3"/>
+            <w:tcMar>
+              <w:top w:w="60" w:type="dxa"/>
+              <w:left w:w="90" w:type="dxa"/>
+              <w:bottom w:w="60" w:type="dxa"/>
+              <w:right w:w="90" w:type="dxa"/>
+            </w:tcMar>
+            <w:vAlign w:val="center"/>
+          </w:tcPr>
+          <w:p>
+            <w:pPr>
+              <w:spacing w:after="0" w:before="0" w:line="252" w:lineRule="auto"/>
+              <w:jc w:val="left"/>
+            </w:pPr>
+            <w:r/>
+            <w:r>
+              <w:rPr>
+                <w:rFonts w:ascii="Verdana" w:hAnsi="Verdana"/>
+                <w:b/>
+                <w:sz w:val="20"/>
+              </w:rPr>
+              <w:t>CIN Number</w:t>
+            </w:r>
+          </w:p>
+        </w:tc>
+        <w:tc>
+          <w:tcPr>
+            <w:tcW w:type="dxa" w:w="6400"/>
+            <w:tcBorders>
+              <w:top w:val="single" w:sz="7" w:space="0" w:color="000000"/>
+              <w:left w:val="single" w:sz="7" w:space="0" w:color="000000"/>
+              <w:bottom w:val="single" w:sz="7" w:space="0" w:color="000000"/>
+              <w:right w:val="single" w:sz="7" w:space="0" w:color="000000"/>
+            </w:tcBorders>
+            <w:tcMar>
+              <w:top w:w="60" w:type="dxa"/>
+              <w:left w:w="90" w:type="dxa"/>
+              <w:bottom w:w="60" w:type="dxa"/>
+              <w:right w:w="90" w:type="dxa"/>
+            </w:tcMar>
+            <w:vAlign w:val="center"/>
+          </w:tcPr>
+          <w:p>
+            <w:pPr>
+              <w:spacing w:after="0" w:before="0" w:line="252" w:lineRule="auto"/>
+              <w:jc w:val="left"/>
+            </w:pPr>
+            <w:r/>
+            <w:r>
+              <w:rPr>
+                <w:rFonts w:ascii="Verdana" w:hAnsi="Verdana"/>
+                <w:b w:val="0"/>
+                <w:sz w:val="20"/>
+              </w:rPr>
+              <w:t>U70102DL2013PTC257757</w:t>
+            </w:r>
+          </w:p>
+        </w:tc>
+      </w:tr>
+      <w:tr>
+        <w:tc>
+          <w:tcPr>
+            <w:tcW w:type="dxa" w:w="3400"/>
+            <w:tcBorders>
+              <w:top w:val="single" w:sz="7" w:space="0" w:color="000000"/>
+              <w:left w:val="single" w:sz="7" w:space="0" w:color="000000"/>
+              <w:bottom w:val="single" w:sz="7" w:space="0" w:color="000000"/>
+              <w:right w:val="single" w:sz="7" w:space="0" w:color="000000"/>
+            </w:tcBorders>
+            <w:shd w:val="clear" w:color="auto" w:fill="DAEEF3"/>
+            <w:tcMar>
+              <w:top w:w="60" w:type="dxa"/>
+              <w:left w:w="90" w:type="dxa"/>
+              <w:bottom w:w="60" w:type="dxa"/>
+              <w:right w:w="90" w:type="dxa"/>
+            </w:tcMar>
+            <w:vAlign w:val="center"/>
+          </w:tcPr>
+          <w:p>
+            <w:pPr>
+              <w:spacing w:after="0" w:before="0" w:line="252" w:lineRule="auto"/>
+              <w:jc w:val="left"/>
+            </w:pPr>
+            <w:r/>
+            <w:r>
+              <w:rPr>
+                <w:rFonts w:ascii="Verdana" w:hAnsi="Verdana"/>
+                <w:b/>
+                <w:sz w:val="20"/>
+              </w:rPr>
+              <w:t>Name of the company</w:t>
+            </w:r>
+          </w:p>
+        </w:tc>
+        <w:tc>
+          <w:tcPr>
+            <w:tcW w:type="dxa" w:w="6400"/>
+            <w:tcBorders>
+              <w:top w:val="single" w:sz="7" w:space="0" w:color="000000"/>
+              <w:left w:val="single" w:sz="7" w:space="0" w:color="000000"/>
+              <w:bottom w:val="single" w:sz="7" w:space="0" w:color="000000"/>
+              <w:right w:val="single" w:sz="7" w:space="0" w:color="000000"/>
+            </w:tcBorders>
+            <w:tcMar>
+              <w:top w:w="60" w:type="dxa"/>
+              <w:left w:w="90" w:type="dxa"/>
+              <w:bottom w:w="60" w:type="dxa"/>
+              <w:right w:w="90" w:type="dxa"/>
+            </w:tcMar>
+            <w:vAlign w:val="center"/>
+          </w:tcPr>
+          <w:p>
+            <w:pPr>
+              <w:spacing w:after="0" w:before="0" w:line="252" w:lineRule="auto"/>
+              <w:jc w:val="left"/>
+            </w:pPr>
+            <w:r/>
+            <w:r>
+              <w:rPr>
+                <w:rFonts w:ascii="Verdana" w:hAnsi="Verdana"/>
+                <w:b w:val="0"/>
+                <w:sz w:val="20"/>
+              </w:rPr>
+              <w:t>UPPAL LUXURY RESIDENCES PRIVATE LIMITED</w:t>
+            </w:r>
+          </w:p>
+        </w:tc>
+      </w:tr>
+      <w:tr>
+        <w:tc>
+          <w:tcPr>
+            <w:tcW w:type="dxa" w:w="3400"/>
+            <w:tcBorders>
+              <w:top w:val="single" w:sz="7" w:space="0" w:color="000000"/>
+              <w:left w:val="single" w:sz="7" w:space="0" w:color="000000"/>
+              <w:bottom w:val="single" w:sz="7" w:space="0" w:color="000000"/>
+              <w:right w:val="single" w:sz="7" w:space="0" w:color="000000"/>
+            </w:tcBorders>
+            <w:shd w:val="clear" w:color="auto" w:fill="DAEEF3"/>
+            <w:tcMar>
+              <w:top w:w="60" w:type="dxa"/>
+              <w:left w:w="90" w:type="dxa"/>
+              <w:bottom w:w="60" w:type="dxa"/>
+              <w:right w:w="90" w:type="dxa"/>
+            </w:tcMar>
+            <w:vAlign w:val="center"/>
+          </w:tcPr>
+          <w:p>
+            <w:pPr>
+              <w:spacing w:after="0" w:before="0" w:line="252" w:lineRule="auto"/>
+              <w:jc w:val="left"/>
+            </w:pPr>
+            <w:r/>
+            <w:r>
+              <w:rPr>
+                <w:rFonts w:ascii="Verdana" w:hAnsi="Verdana"/>
+                <w:b/>
+                <w:sz w:val="20"/>
+              </w:rPr>
+              <w:t>Genration date</w:t>
+            </w:r>
+          </w:p>
+        </w:tc>
+        <w:tc>
+          <w:tcPr>
+            <w:tcW w:type="dxa" w:w="6400"/>
+            <w:tcBorders>
+              <w:top w:val="single" w:sz="7" w:space="0" w:color="000000"/>
+              <w:left w:val="single" w:sz="7" w:space="0" w:color="000000"/>
+              <w:bottom w:val="single" w:sz="7" w:space="0" w:color="000000"/>
+              <w:right w:val="single" w:sz="7" w:space="0" w:color="000000"/>
+            </w:tcBorders>
+            <w:tcMar>
+              <w:top w:w="60" w:type="dxa"/>
+              <w:left w:w="90" w:type="dxa"/>
+              <w:bottom w:w="60" w:type="dxa"/>
+              <w:right w:w="90" w:type="dxa"/>
+            </w:tcMar>
+            <w:vAlign w:val="center"/>
+          </w:tcPr>
+          <w:p>
+            <w:pPr>
+              <w:spacing w:after="0" w:before="0" w:line="252" w:lineRule="auto"/>
+              <w:jc w:val="left"/>
+            </w:pPr>
+            <w:r/>
+            <w:r>
+              <w:rPr>
+                <w:rFonts w:ascii="Verdana" w:hAnsi="Verdana"/>
+                <w:b w:val="0"/>
+                <w:sz w:val="20"/>
+              </w:rPr>
+              <w:t>07/09/2026 10:28:43 AM</w:t>
+            </w:r>
+          </w:p>
+        </w:tc>
+      </w:tr>
+      <w:tr>
+        <w:tc>
+          <w:tcPr>
+            <w:tcW w:type="dxa" w:w="3400"/>
+            <w:tcBorders>
+              <w:top w:val="single" w:sz="7" w:space="0" w:color="000000"/>
+              <w:left w:val="single" w:sz="7" w:space="0" w:color="000000"/>
+              <w:bottom w:val="single" w:sz="7" w:space="0" w:color="000000"/>
+              <w:right w:val="single" w:sz="7" w:space="0" w:color="000000"/>
+            </w:tcBorders>
+            <w:shd w:val="clear" w:color="auto" w:fill="DAEEF3"/>
+            <w:tcMar>
+              <w:top w:w="60" w:type="dxa"/>
+              <w:left w:w="90" w:type="dxa"/>
+              <w:bottom w:w="60" w:type="dxa"/>
+              <w:right w:w="90" w:type="dxa"/>
+            </w:tcMar>
+            <w:vAlign w:val="center"/>
+          </w:tcPr>
+          <w:p>
+            <w:pPr>
+              <w:spacing w:after="0" w:before="0" w:line="252" w:lineRule="auto"/>
+              <w:jc w:val="left"/>
+            </w:pPr>
+            <w:r/>
+            <w:r>
+              <w:rPr>
+                <w:rFonts w:ascii="Verdana" w:hAnsi="Verdana"/>
+                <w:b/>
+                <w:sz w:val="20"/>
+              </w:rPr>
+              <w:t>Result</w:t>
+            </w:r>
+          </w:p>
+        </w:tc>
+        <w:tc>
+          <w:tcPr>
+            <w:tcW w:type="dxa" w:w="6400"/>
+            <w:tcBorders>
+              <w:top w:val="single" w:sz="7" w:space="0" w:color="000000"/>
+              <w:left w:val="single" w:sz="7" w:space="0" w:color="000000"/>
+              <w:bottom w:val="single" w:sz="7" w:space="0" w:color="000000"/>
+              <w:right w:val="single" w:sz="7" w:space="0" w:color="000000"/>
+            </w:tcBorders>
+            <w:tcMar>
+              <w:top w:w="60" w:type="dxa"/>
+              <w:left w:w="90" w:type="dxa"/>
+              <w:bottom w:w="60" w:type="dxa"/>
+              <w:right w:w="90" w:type="dxa"/>
+            </w:tcMar>
+            <w:vAlign w:val="center"/>
+          </w:tcPr>
+          <w:p>
+            <w:pPr>
+              <w:spacing w:after="0" w:before="0" w:line="252" w:lineRule="auto"/>
+              <w:jc w:val="left"/>
+            </w:pPr>
+            <w:r/>
+            <w:r>
+              <w:rPr>
+                <w:rFonts w:ascii="Verdana" w:hAnsi="Verdana"/>
+                <w:b w:val="0"/>
+                <w:sz w:val="20"/>
+              </w:rPr>
+              <w:t>1 charge found.</w:t>
+            </w:r>
+          </w:p>
+        </w:tc>
+      </w:tr>
+    </w:tbl>
+    <w:p>
+      <w:pPr>
+        <w:spacing w:before="360" w:after="160"/>
+        <w:jc w:val="center"/>
+      </w:pPr>
+      <w:r>
+        <w:rPr>
+          <w:rFonts w:ascii="Verdana" w:hAnsi="Verdana"/>
+          <w:b/>
+          <w:sz w:val="24"/>
+        </w:rPr>
+        <w:t>Company Details</w:t>
+      </w:r>
+    </w:p>
+    <w:tbl>
+      <w:tblPr>
+        <w:tblW w:w="9800" w:type="dxa"/>
+        <w:tblInd w:w="1388" w:type="dxa"/>
+        <w:tblLayout w:type="fixed"/>
+        <w:tblLook w:firstColumn="1" w:firstRow="1" w:lastColumn="0" w:lastRow="0" w:noHBand="0" w:noVBand="1" w:val="04A0"/>
+      </w:tblPr>
+      <w:tblGrid>
+        <w:gridCol w:w="3800"/>
+        <w:gridCol w:w="6000"/>
+      </w:tblGrid>
+      <w:tr>
+        <w:tc>
+          <w:tcPr>
+            <w:tcW w:type="dxa" w:w="3800"/>
+            <w:tcBorders>
+              <w:top w:val="single" w:sz="7" w:space="0" w:color="000000"/>
+              <w:left w:val="single" w:sz="7" w:space="0" w:color="000000"/>
+              <w:bottom w:val="single" w:sz="7" w:space="0" w:color="000000"/>
+              <w:right w:val="single" w:sz="7" w:space="0" w:color="000000"/>
+            </w:tcBorders>
+            <w:tcMar>
+              <w:top w:w="60" w:type="dxa"/>
+              <w:left w:w="90" w:type="dxa"/>
+              <w:bottom w:w="60" w:type="dxa"/>
+              <w:right w:w="90" w:type="dxa"/>
+            </w:tcMar>
+            <w:vAlign w:val="center"/>
+          </w:tcPr>
+          <w:p>
+            <w:pPr>
+              <w:spacing w:after="0" w:before="0" w:line="252" w:lineRule="auto"/>
+              <w:jc w:val="left"/>
+            </w:pPr>
+            <w:r/>
+            <w:r>
+              <w:rPr>
+                <w:rFonts w:ascii="Verdana" w:hAnsi="Verdana"/>
+                <w:b w:val="0"/>
+                <w:sz w:val="20"/>
+              </w:rPr>
+              <w:t>CIN Number</w:t>
+            </w:r>
+          </w:p>
+        </w:tc>
+        <w:tc>
+          <w:tcPr>
+            <w:tcW w:type="dxa" w:w="6000"/>
+            <w:tcBorders>
+              <w:top w:val="single" w:sz="7" w:space="0" w:color="000000"/>
+              <w:left w:val="single" w:sz="7" w:space="0" w:color="000000"/>
+              <w:bottom w:val="single" w:sz="7" w:space="0" w:color="000000"/>
+              <w:right w:val="single" w:sz="7" w:space="0" w:color="000000"/>
+            </w:tcBorders>
+            <w:tcMar>
+              <w:top w:w="60" w:type="dxa"/>
+              <w:left w:w="90" w:type="dxa"/>
+              <w:bottom w:w="60" w:type="dxa"/>
+              <w:right w:w="90" w:type="dxa"/>
+            </w:tcMar>
+            <w:vAlign w:val="center"/>
+          </w:tcPr>
+          <w:p>
+            <w:pPr>
+              <w:spacing w:after="0" w:before="0" w:line="252" w:lineRule="auto"/>
+              <w:jc w:val="left"/>
+            </w:pPr>
+            <w:r/>
+            <w:r>
+              <w:rPr>
+                <w:rFonts w:ascii="Verdana" w:hAnsi="Verdana"/>
+                <w:b w:val="0"/>
+                <w:sz w:val="20"/>
+              </w:rPr>
+              <w:t>U70102DL2013PTC257757</w:t>
+            </w:r>
+          </w:p>
+        </w:tc>
+      </w:tr>
+      <w:tr>
+        <w:tc>
+          <w:tcPr>
+            <w:tcW w:type="dxa" w:w="3800"/>
+            <w:tcBorders>
+              <w:top w:val="single" w:sz="7" w:space="0" w:color="000000"/>
+              <w:left w:val="single" w:sz="7" w:space="0" w:color="000000"/>
+              <w:bottom w:val="single" w:sz="7" w:space="0" w:color="000000"/>
+              <w:right w:val="single" w:sz="7" w:space="0" w:color="000000"/>
+            </w:tcBorders>
+            <w:tcMar>
+              <w:top w:w="60" w:type="dxa"/>
+              <w:left w:w="90" w:type="dxa"/>
+              <w:bottom w:w="60" w:type="dxa"/>
+              <w:right w:w="90" w:type="dxa"/>
+            </w:tcMar>
+            <w:vAlign w:val="center"/>
+          </w:tcPr>
+          <w:p>
+            <w:pPr>
+              <w:spacing w:after="0" w:before="0" w:line="252" w:lineRule="auto"/>
+              <w:jc w:val="left"/>
+            </w:pPr>
+            <w:r/>
+            <w:r>
+              <w:rPr>
+                <w:rFonts w:ascii="Verdana" w:hAnsi="Verdana"/>
+                <w:b w:val="0"/>
+                <w:sz w:val="20"/>
+              </w:rPr>
+              <w:t>Name of the Company</w:t>
+            </w:r>
+          </w:p>
+        </w:tc>
+        <w:tc>
+          <w:tcPr>
+            <w:tcW w:type="dxa" w:w="6000"/>
+            <w:tcBorders>
+              <w:top w:val="single" w:sz="7" w:space="0" w:color="000000"/>
+              <w:left w:val="single" w:sz="7" w:space="0" w:color="000000"/>
+              <w:bottom w:val="single" w:sz="7" w:space="0" w:color="000000"/>
+              <w:right w:val="single" w:sz="7" w:space="0" w:color="000000"/>
+            </w:tcBorders>
+            <w:tcMar>
+              <w:top w:w="60" w:type="dxa"/>
+              <w:left w:w="90" w:type="dxa"/>
+              <w:bottom w:w="60" w:type="dxa"/>
+              <w:right w:w="90" w:type="dxa"/>
+            </w:tcMar>
+            <w:vAlign w:val="center"/>
+          </w:tcPr>
+          <w:p>
+            <w:pPr>
+              <w:spacing w:after="0" w:before="0" w:line="252" w:lineRule="auto"/>
+              <w:jc w:val="left"/>
+            </w:pPr>
+            <w:r/>
+            <w:r>
+              <w:rPr>
+                <w:rFonts w:ascii="Verdana" w:hAnsi="Verdana"/>
+                <w:b w:val="0"/>
+                <w:sz w:val="20"/>
+              </w:rPr>
+              <w:t>UPPAL LUXURY RESIDENCES PRIVATE LIMITED</w:t>
+            </w:r>
+          </w:p>
+        </w:tc>
+      </w:tr>
+      <w:tr>
+        <w:tc>
+          <w:tcPr>
+            <w:tcW w:type="dxa" w:w="3800"/>
+            <w:tcBorders>
+              <w:top w:val="single" w:sz="7" w:space="0" w:color="000000"/>
+              <w:left w:val="single" w:sz="7" w:space="0" w:color="000000"/>
+              <w:bottom w:val="single" w:sz="7" w:space="0" w:color="000000"/>
+              <w:right w:val="single" w:sz="7" w:space="0" w:color="000000"/>
+            </w:tcBorders>
+            <w:tcMar>
+              <w:top w:w="60" w:type="dxa"/>
+              <w:left w:w="90" w:type="dxa"/>
+              <w:bottom w:w="60" w:type="dxa"/>
+              <w:right w:w="90" w:type="dxa"/>
+            </w:tcMar>
+            <w:vAlign w:val="center"/>
+          </w:tcPr>
+          <w:p>
+            <w:pPr>
+              <w:spacing w:after="0" w:before="0" w:line="252" w:lineRule="auto"/>
+              <w:jc w:val="left"/>
+            </w:pPr>
+            <w:r/>
+            <w:r>
+              <w:rPr>
+                <w:rFonts w:ascii="Verdana" w:hAnsi="Verdana"/>
+                <w:b w:val="0"/>
+                <w:sz w:val="20"/>
+              </w:rPr>
+              <w:t>ROC Code</w:t>
+            </w:r>
+          </w:p>
+        </w:tc>
+        <w:tc>
+          <w:tcPr>
+            <w:tcW w:type="dxa" w:w="6000"/>
+            <w:tcBorders>
+              <w:top w:val="single" w:sz="7" w:space="0" w:color="000000"/>
+              <w:left w:val="single" w:sz="7" w:space="0" w:color="000000"/>
+              <w:bottom w:val="single" w:sz="7" w:space="0" w:color="000000"/>
+              <w:right w:val="single" w:sz="7" w:space="0" w:color="000000"/>
+            </w:tcBorders>
+            <w:tcMar>
+              <w:top w:w="60" w:type="dxa"/>
+              <w:left w:w="90" w:type="dxa"/>
+              <w:bottom w:w="60" w:type="dxa"/>
+              <w:right w:w="90" w:type="dxa"/>
+            </w:tcMar>
+            <w:vAlign w:val="center"/>
+          </w:tcPr>
+          <w:p>
+            <w:pPr>
+              <w:spacing w:after="0" w:before="0" w:line="252" w:lineRule="auto"/>
+              <w:jc w:val="left"/>
+            </w:pPr>
+            <w:r/>
+            <w:r>
+              <w:rPr>
+                <w:rFonts w:ascii="Verdana" w:hAnsi="Verdana"/>
+                <w:b w:val="0"/>
+                <w:sz w:val="20"/>
+              </w:rPr>
+              <w:t>ROC Delhi I</w:t>
+            </w:r>
+          </w:p>
+        </w:tc>
+      </w:tr>
+      <w:tr>
+        <w:tc>
+          <w:tcPr>
+            <w:tcW w:type="dxa" w:w="3800"/>
+            <w:tcBorders>
+              <w:top w:val="single" w:sz="7" w:space="0" w:color="000000"/>
+              <w:left w:val="single" w:sz="7" w:space="0" w:color="000000"/>
+              <w:bottom w:val="single" w:sz="7" w:space="0" w:color="000000"/>
+              <w:right w:val="single" w:sz="7" w:space="0" w:color="000000"/>
+            </w:tcBorders>
+            <w:tcMar>
+              <w:top w:w="60" w:type="dxa"/>
+              <w:left w:w="90" w:type="dxa"/>
+              <w:bottom w:w="60" w:type="dxa"/>
+              <w:right w:w="90" w:type="dxa"/>
+            </w:tcMar>
+            <w:vAlign w:val="center"/>
+          </w:tcPr>
+          <w:p>
+            <w:pPr>
+              <w:spacing w:after="0" w:before="0" w:line="252" w:lineRule="auto"/>
+              <w:jc w:val="left"/>
+            </w:pPr>
+            <w:r/>
+            <w:r>
+              <w:rPr>
+                <w:rFonts w:ascii="Verdana" w:hAnsi="Verdana"/>
+                <w:b w:val="0"/>
+                <w:sz w:val="20"/>
+              </w:rPr>
+              <w:t>Registration Number</w:t>
+            </w:r>
+          </w:p>
+        </w:tc>
+        <w:tc>
+          <w:tcPr>
+            <w:tcW w:type="dxa" w:w="6000"/>
+            <w:tcBorders>
+              <w:top w:val="single" w:sz="7" w:space="0" w:color="000000"/>
+              <w:left w:val="single" w:sz="7" w:space="0" w:color="000000"/>
+              <w:bottom w:val="single" w:sz="7" w:space="0" w:color="000000"/>
+              <w:right w:val="single" w:sz="7" w:space="0" w:color="000000"/>
+            </w:tcBorders>
+            <w:tcMar>
+              <w:top w:w="60" w:type="dxa"/>
+              <w:left w:w="90" w:type="dxa"/>
+              <w:bottom w:w="60" w:type="dxa"/>
+              <w:right w:w="90" w:type="dxa"/>
+            </w:tcMar>
+            <w:vAlign w:val="center"/>
+          </w:tcPr>
+          <w:p>
+            <w:pPr>
+              <w:spacing w:after="0" w:before="0" w:line="252" w:lineRule="auto"/>
+              <w:jc w:val="left"/>
+            </w:pPr>
+            <w:r/>
+            <w:r>
+              <w:rPr>
+                <w:rFonts w:ascii="Verdana" w:hAnsi="Verdana"/>
+                <w:b w:val="0"/>
+                <w:sz w:val="20"/>
+              </w:rPr>
+              <w:t>257757</w:t>
+            </w:r>
+          </w:p>
+        </w:tc>
+      </w:tr>
+      <w:tr>
+        <w:tc>
+          <w:tcPr>
+            <w:tcW w:type="dxa" w:w="3800"/>
+            <w:tcBorders>
+              <w:top w:val="single" w:sz="7" w:space="0" w:color="000000"/>
+              <w:left w:val="single" w:sz="7" w:space="0" w:color="000000"/>
+              <w:bottom w:val="single" w:sz="7" w:space="0" w:color="000000"/>
+              <w:right w:val="single" w:sz="7" w:space="0" w:color="000000"/>
+            </w:tcBorders>
+            <w:tcMar>
+              <w:top w:w="60" w:type="dxa"/>
+              <w:left w:w="90" w:type="dxa"/>
+              <w:bottom w:w="60" w:type="dxa"/>
+              <w:right w:w="90" w:type="dxa"/>
+            </w:tcMar>
+            <w:vAlign w:val="center"/>
+          </w:tcPr>
+          <w:p>
+            <w:pPr>
+              <w:spacing w:after="0" w:before="0" w:line="252" w:lineRule="auto"/>
+              <w:jc w:val="left"/>
+            </w:pPr>
+            <w:r/>
+            <w:r>
+              <w:rPr>
+                <w:rFonts w:ascii="Verdana" w:hAnsi="Verdana"/>
+                <w:b w:val="0"/>
+                <w:sz w:val="20"/>
+              </w:rPr>
+              <w:t>Company Category</w:t>
+            </w:r>
+          </w:p>
+        </w:tc>
+        <w:tc>
+          <w:tcPr>
+            <w:tcW w:type="dxa" w:w="6000"/>
+            <w:tcBorders>
+              <w:top w:val="single" w:sz="7" w:space="0" w:color="000000"/>
+              <w:left w:val="single" w:sz="7" w:space="0" w:color="000000"/>
+              <w:bottom w:val="single" w:sz="7" w:space="0" w:color="000000"/>
+              <w:right w:val="single" w:sz="7" w:space="0" w:color="000000"/>
+            </w:tcBorders>
+            <w:tcMar>
+              <w:top w:w="60" w:type="dxa"/>
+              <w:left w:w="90" w:type="dxa"/>
+              <w:bottom w:w="60" w:type="dxa"/>
+              <w:right w:w="90" w:type="dxa"/>
+            </w:tcMar>
+            <w:vAlign w:val="center"/>
+          </w:tcPr>
+          <w:p>
+            <w:pPr>
+              <w:spacing w:after="0" w:before="0" w:line="252" w:lineRule="auto"/>
+              <w:jc w:val="left"/>
+            </w:pPr>
+            <w:r/>
+            <w:r>
+              <w:rPr>
+                <w:rFonts w:ascii="Verdana" w:hAnsi="Verdana"/>
+                <w:b w:val="0"/>
+                <w:sz w:val="20"/>
+              </w:rPr>
+              <w:t>Company limited by shares</w:t>
+            </w:r>
+          </w:p>
+        </w:tc>
+      </w:tr>
+      <w:tr>
+        <w:tc>
+          <w:tcPr>
+            <w:tcW w:type="dxa" w:w="3800"/>
+            <w:tcBorders>
+              <w:top w:val="single" w:sz="7" w:space="0" w:color="000000"/>
+              <w:left w:val="single" w:sz="7" w:space="0" w:color="000000"/>
+              <w:bottom w:val="single" w:sz="7" w:space="0" w:color="000000"/>
+              <w:right w:val="single" w:sz="7" w:space="0" w:color="000000"/>
+            </w:tcBorders>
+            <w:tcMar>
+              <w:top w:w="60" w:type="dxa"/>
+              <w:left w:w="90" w:type="dxa"/>
+              <w:bottom w:w="60" w:type="dxa"/>
+              <w:right w:w="90" w:type="dxa"/>
+            </w:tcMar>
+            <w:vAlign w:val="center"/>
+          </w:tcPr>
+          <w:p>
+            <w:pPr>
+              <w:spacing w:after="0" w:before="0" w:line="252" w:lineRule="auto"/>
+              <w:jc w:val="left"/>
+            </w:pPr>
+            <w:r/>
+            <w:r>
+              <w:rPr>
+                <w:rFonts w:ascii="Verdana" w:hAnsi="Verdana"/>
+                <w:b w:val="0"/>
+                <w:sz w:val="20"/>
+              </w:rPr>
+              <w:t>Company Subcategory</w:t>
+            </w:r>
+          </w:p>
+        </w:tc>
+        <w:tc>
+          <w:tcPr>
+            <w:tcW w:type="dxa" w:w="6000"/>
+            <w:tcBorders>
+              <w:top w:val="single" w:sz="7" w:space="0" w:color="000000"/>
+              <w:left w:val="single" w:sz="7" w:space="0" w:color="000000"/>
+              <w:bottom w:val="single" w:sz="7" w:space="0" w:color="000000"/>
+              <w:right w:val="single" w:sz="7" w:space="0" w:color="000000"/>
+            </w:tcBorders>
+            <w:tcMar>
+              <w:top w:w="60" w:type="dxa"/>
+              <w:left w:w="90" w:type="dxa"/>
+              <w:bottom w:w="60" w:type="dxa"/>
+              <w:right w:w="90" w:type="dxa"/>
+            </w:tcMar>
+            <w:vAlign w:val="center"/>
+          </w:tcPr>
+          <w:p>
+            <w:pPr>
+              <w:spacing w:after="0" w:before="0" w:line="252" w:lineRule="auto"/>
+              <w:jc w:val="left"/>
+            </w:pPr>
+            <w:r/>
+            <w:r>
+              <w:rPr>
+                <w:rFonts w:ascii="Verdana" w:hAnsi="Verdana"/>
+                <w:b w:val="0"/>
+                <w:sz w:val="20"/>
+              </w:rPr>
+              <w:t>Indian Non-Government Company</w:t>
+            </w:r>
+          </w:p>
+        </w:tc>
+      </w:tr>
+      <w:tr>
+        <w:tc>
+          <w:tcPr>
+            <w:tcW w:type="dxa" w:w="3800"/>
+            <w:tcBorders>
+              <w:top w:val="single" w:sz="7" w:space="0" w:color="000000"/>
+              <w:left w:val="single" w:sz="7" w:space="0" w:color="000000"/>
+              <w:bottom w:val="single" w:sz="7" w:space="0" w:color="000000"/>
+              <w:right w:val="single" w:sz="7" w:space="0" w:color="000000"/>
+            </w:tcBorders>
+            <w:tcMar>
+              <w:top w:w="60" w:type="dxa"/>
+              <w:left w:w="90" w:type="dxa"/>
+              <w:bottom w:w="60" w:type="dxa"/>
+              <w:right w:w="90" w:type="dxa"/>
+            </w:tcMar>
+            <w:vAlign w:val="center"/>
+          </w:tcPr>
+          <w:p>
+            <w:pPr>
+              <w:spacing w:after="0" w:before="0" w:line="252" w:lineRule="auto"/>
+              <w:jc w:val="left"/>
+            </w:pPr>
+            <w:r/>
+            <w:r>
+              <w:rPr>
+                <w:rFonts w:ascii="Verdana" w:hAnsi="Verdana"/>
+                <w:b w:val="0"/>
+                <w:sz w:val="20"/>
+              </w:rPr>
+              <w:t>Class of Company</w:t>
+            </w:r>
+          </w:p>
+        </w:tc>
+        <w:tc>
+          <w:tcPr>
+            <w:tcW w:type="dxa" w:w="6000"/>
+            <w:tcBorders>
+              <w:top w:val="single" w:sz="7" w:space="0" w:color="000000"/>
+              <w:left w:val="single" w:sz="7" w:space="0" w:color="000000"/>
+              <w:bottom w:val="single" w:sz="7" w:space="0" w:color="000000"/>
+              <w:right w:val="single" w:sz="7" w:space="0" w:color="000000"/>
+            </w:tcBorders>
+            <w:tcMar>
+              <w:top w:w="60" w:type="dxa"/>
+              <w:left w:w="90" w:type="dxa"/>
+              <w:bottom w:w="60" w:type="dxa"/>
+              <w:right w:w="90" w:type="dxa"/>
+            </w:tcMar>
+            <w:vAlign w:val="center"/>
+          </w:tcPr>
+          <w:p>
+            <w:pPr>
+              <w:spacing w:after="0" w:before="0" w:line="252" w:lineRule="auto"/>
+              <w:jc w:val="left"/>
+            </w:pPr>
+            <w:r/>
+            <w:r>
+              <w:rPr>
+                <w:rFonts w:ascii="Verdana" w:hAnsi="Verdana"/>
+                <w:b w:val="0"/>
+                <w:sz w:val="20"/>
+              </w:rPr>
+              <w:t>Private</w:t>
+            </w:r>
+          </w:p>
+        </w:tc>
+      </w:tr>
+      <w:tr>
+        <w:tc>
+          <w:tcPr>
+            <w:tcW w:type="dxa" w:w="3800"/>
+            <w:tcBorders>
+              <w:top w:val="single" w:sz="7" w:space="0" w:color="000000"/>
+              <w:left w:val="single" w:sz="7" w:space="0" w:color="000000"/>
+              <w:bottom w:val="single" w:sz="7" w:space="0" w:color="000000"/>
+              <w:right w:val="single" w:sz="7" w:space="0" w:color="000000"/>
+            </w:tcBorders>
+            <w:tcMar>
+              <w:top w:w="60" w:type="dxa"/>
+              <w:left w:w="90" w:type="dxa"/>
+              <w:bottom w:w="60" w:type="dxa"/>
+              <w:right w:w="90" w:type="dxa"/>
+            </w:tcMar>
+            <w:vAlign w:val="center"/>
+          </w:tcPr>
+          <w:p>
+            <w:pPr>
+              <w:spacing w:after="0" w:before="0" w:line="252" w:lineRule="auto"/>
+              <w:jc w:val="left"/>
+            </w:pPr>
+            <w:r/>
+            <w:r>
+              <w:rPr>
+                <w:rFonts w:ascii="Verdana" w:hAnsi="Verdana"/>
+                <w:b w:val="0"/>
+                <w:sz w:val="20"/>
+              </w:rPr>
+              <w:t>Authorised Capital (in Rs.)</w:t>
+            </w:r>
+          </w:p>
+        </w:tc>
+        <w:tc>
+          <w:tcPr>
+            <w:tcW w:type="dxa" w:w="6000"/>
+            <w:tcBorders>
+              <w:top w:val="single" w:sz="7" w:space="0" w:color="000000"/>
+              <w:left w:val="single" w:sz="7" w:space="0" w:color="000000"/>
+              <w:bottom w:val="single" w:sz="7" w:space="0" w:color="000000"/>
+              <w:right w:val="single" w:sz="7" w:space="0" w:color="000000"/>
+            </w:tcBorders>
+            <w:tcMar>
+              <w:top w:w="60" w:type="dxa"/>
+              <w:left w:w="90" w:type="dxa"/>
+              <w:bottom w:w="60" w:type="dxa"/>
+              <w:right w:w="90" w:type="dxa"/>
+            </w:tcMar>
+            <w:vAlign w:val="center"/>
+          </w:tcPr>
+          <w:p>
+            <w:pPr>
+              <w:spacing w:after="0" w:before="0" w:line="252" w:lineRule="auto"/>
+              <w:jc w:val="left"/>
+            </w:pPr>
+            <w:r/>
+            <w:r>
+              <w:rPr>
+                <w:rFonts w:ascii="Verdana" w:hAnsi="Verdana"/>
+                <w:b w:val="0"/>
+                <w:sz w:val="20"/>
+              </w:rPr>
+              <w:t>100000</w:t>
+            </w:r>
+          </w:p>
+        </w:tc>
+      </w:tr>
+      <w:tr>
+        <w:tc>
+          <w:tcPr>
+            <w:tcW w:type="dxa" w:w="3800"/>
+            <w:tcBorders>
+              <w:top w:val="single" w:sz="7" w:space="0" w:color="000000"/>
+              <w:left w:val="single" w:sz="7" w:space="0" w:color="000000"/>
+              <w:bottom w:val="single" w:sz="7" w:space="0" w:color="000000"/>
+              <w:right w:val="single" w:sz="7" w:space="0" w:color="000000"/>
+            </w:tcBorders>
+            <w:tcMar>
+              <w:top w:w="60" w:type="dxa"/>
+              <w:left w:w="90" w:type="dxa"/>
+              <w:bottom w:w="60" w:type="dxa"/>
+              <w:right w:w="90" w:type="dxa"/>
+            </w:tcMar>
+            <w:vAlign w:val="center"/>
+          </w:tcPr>
+          <w:p>
+            <w:pPr>
+              <w:spacing w:after="0" w:before="0" w:line="252" w:lineRule="auto"/>
+              <w:jc w:val="left"/>
+            </w:pPr>
+            <w:r/>
+            <w:r>
+              <w:rPr>
+                <w:rFonts w:ascii="Verdana" w:hAnsi="Verdana"/>
+                <w:b w:val="0"/>
+                <w:sz w:val="20"/>
+              </w:rPr>
+              <w:t>Paid up Capital (in Rs.)</w:t>
+            </w:r>
+          </w:p>
+        </w:tc>
+        <w:tc>
+          <w:tcPr>
+            <w:tcW w:type="dxa" w:w="6000"/>
+            <w:tcBorders>
+              <w:top w:val="single" w:sz="7" w:space="0" w:color="000000"/>
+              <w:left w:val="single" w:sz="7" w:space="0" w:color="000000"/>
+              <w:bottom w:val="single" w:sz="7" w:space="0" w:color="000000"/>
+              <w:right w:val="single" w:sz="7" w:space="0" w:color="000000"/>
+            </w:tcBorders>
+            <w:tcMar>
+              <w:top w:w="60" w:type="dxa"/>
+              <w:left w:w="90" w:type="dxa"/>
+              <w:bottom w:w="60" w:type="dxa"/>
+              <w:right w:w="90" w:type="dxa"/>
+            </w:tcMar>
+            <w:vAlign w:val="center"/>
+          </w:tcPr>
+          <w:p>
+            <w:pPr>
+              <w:spacing w:after="0" w:before="0" w:line="252" w:lineRule="auto"/>
+              <w:jc w:val="left"/>
+            </w:pPr>
+            <w:r/>
+            <w:r>
+              <w:rPr>
+                <w:rFonts w:ascii="Verdana" w:hAnsi="Verdana"/>
+                <w:b w:val="0"/>
+                <w:sz w:val="20"/>
+              </w:rPr>
+              <w:t>100000</w:t>
+            </w:r>
+          </w:p>
+        </w:tc>
+      </w:tr>
+      <w:tr>
+        <w:tc>
+          <w:tcPr>
+            <w:tcW w:type="dxa" w:w="3800"/>
+            <w:tcBorders>
+              <w:top w:val="single" w:sz="7" w:space="0" w:color="000000"/>
+              <w:left w:val="single" w:sz="7" w:space="0" w:color="000000"/>
+              <w:bottom w:val="single" w:sz="7" w:space="0" w:color="000000"/>
+              <w:right w:val="single" w:sz="7" w:space="0" w:color="000000"/>
+            </w:tcBorders>
+            <w:tcMar>
+              <w:top w:w="60" w:type="dxa"/>
+              <w:left w:w="90" w:type="dxa"/>
+              <w:bottom w:w="60" w:type="dxa"/>
+              <w:right w:w="90" w:type="dxa"/>
+            </w:tcMar>
+            <w:vAlign w:val="center"/>
+          </w:tcPr>
+          <w:p>
+            <w:pPr>
+              <w:spacing w:after="0" w:before="0" w:line="252" w:lineRule="auto"/>
+              <w:jc w:val="left"/>
+            </w:pPr>
+            <w:r/>
+            <w:r>
+              <w:rPr>
+                <w:rFonts w:ascii="Verdana" w:hAnsi="Verdana"/>
+                <w:b w:val="0"/>
+                <w:sz w:val="20"/>
+              </w:rPr>
+              <w:t>Number of Members</w:t>
+            </w:r>
+          </w:p>
+        </w:tc>
+        <w:tc>
+          <w:tcPr>
+            <w:tcW w:type="dxa" w:w="6000"/>
+            <w:tcBorders>
+              <w:top w:val="single" w:sz="7" w:space="0" w:color="000000"/>
+              <w:left w:val="single" w:sz="7" w:space="0" w:color="000000"/>
+              <w:bottom w:val="single" w:sz="7" w:space="0" w:color="000000"/>
+              <w:right w:val="single" w:sz="7" w:space="0" w:color="000000"/>
+            </w:tcBorders>
+            <w:tcMar>
+              <w:top w:w="60" w:type="dxa"/>
+              <w:left w:w="90" w:type="dxa"/>
+              <w:bottom w:w="60" w:type="dxa"/>
+              <w:right w:w="90" w:type="dxa"/>
+            </w:tcMar>
+            <w:vAlign w:val="center"/>
+          </w:tcPr>
+          <w:p>
+            <w:pPr>
+              <w:spacing w:after="0" w:before="0" w:line="252" w:lineRule="auto"/>
+              <w:jc w:val="left"/>
+            </w:pPr>
+            <w:r/>
+            <w:r>
+              <w:rPr>
+                <w:rFonts w:ascii="Verdana" w:hAnsi="Verdana"/>
+                <w:b w:val="0"/>
+                <w:sz w:val="20"/>
+              </w:rPr>
+              <w:t>0</w:t>
+            </w:r>
+          </w:p>
+        </w:tc>
+      </w:tr>
+      <w:tr>
+        <w:tc>
+          <w:tcPr>
+            <w:tcW w:type="dxa" w:w="3800"/>
+            <w:tcBorders>
+              <w:top w:val="single" w:sz="7" w:space="0" w:color="000000"/>
+              <w:left w:val="single" w:sz="7" w:space="0" w:color="000000"/>
+              <w:bottom w:val="single" w:sz="7" w:space="0" w:color="000000"/>
+              <w:right w:val="single" w:sz="7" w:space="0" w:color="000000"/>
+            </w:tcBorders>
+            <w:tcMar>
+              <w:top w:w="60" w:type="dxa"/>
+              <w:left w:w="90" w:type="dxa"/>
+              <w:bottom w:w="60" w:type="dxa"/>
+              <w:right w:w="90" w:type="dxa"/>
+            </w:tcMar>
+            <w:vAlign w:val="center"/>
+          </w:tcPr>
+          <w:p>
+            <w:pPr>
+              <w:spacing w:after="0" w:before="0" w:line="252" w:lineRule="auto"/>
+              <w:jc w:val="left"/>
+            </w:pPr>
+            <w:r/>
+            <w:r>
+              <w:rPr>
+                <w:rFonts w:ascii="Verdana" w:hAnsi="Verdana"/>
+                <w:b w:val="0"/>
+                <w:sz w:val="20"/>
+              </w:rPr>
+              <w:t>Date of Incorporation</w:t>
+            </w:r>
+          </w:p>
+        </w:tc>
+        <w:tc>
+          <w:tcPr>
+            <w:tcW w:type="dxa" w:w="6000"/>
+            <w:tcBorders>
+              <w:top w:val="single" w:sz="7" w:space="0" w:color="000000"/>
+              <w:left w:val="single" w:sz="7" w:space="0" w:color="000000"/>
+              <w:bottom w:val="single" w:sz="7" w:space="0" w:color="000000"/>
+              <w:right w:val="single" w:sz="7" w:space="0" w:color="000000"/>
+            </w:tcBorders>
+            <w:tcMar>
+              <w:top w:w="60" w:type="dxa"/>
+              <w:left w:w="90" w:type="dxa"/>
+              <w:bottom w:w="60" w:type="dxa"/>
+              <w:right w:w="90" w:type="dxa"/>
+            </w:tcMar>
+            <w:vAlign w:val="center"/>
+          </w:tcPr>
+          <w:p>
+            <w:pPr>
+              <w:spacing w:after="0" w:before="0" w:line="252" w:lineRule="auto"/>
+              <w:jc w:val="left"/>
+            </w:pPr>
+            <w:r/>
+            <w:r>
+              <w:rPr>
+                <w:rFonts w:ascii="Verdana" w:hAnsi="Verdana"/>
+                <w:b w:val="0"/>
+                <w:sz w:val="20"/>
+              </w:rPr>
+              <w:t>13-09-2013</w:t>
+            </w:r>
+          </w:p>
+        </w:tc>
+      </w:tr>
+      <w:tr>
+        <w:tc>
+          <w:tcPr>
+            <w:tcW w:type="dxa" w:w="3800"/>
+            <w:tcBorders>
+              <w:top w:val="single" w:sz="7" w:space="0" w:color="000000"/>
+              <w:left w:val="single" w:sz="7" w:space="0" w:color="000000"/>
+              <w:bottom w:val="single" w:sz="7" w:space="0" w:color="000000"/>
+              <w:right w:val="single" w:sz="7" w:space="0" w:color="000000"/>
+            </w:tcBorders>
+            <w:tcMar>
+              <w:top w:w="60" w:type="dxa"/>
+              <w:left w:w="90" w:type="dxa"/>
+              <w:bottom w:w="60" w:type="dxa"/>
+              <w:right w:w="90" w:type="dxa"/>
+            </w:tcMar>
+            <w:vAlign w:val="center"/>
+          </w:tcPr>
+          <w:p>
+            <w:pPr>
+              <w:spacing w:after="0" w:before="0" w:line="252" w:lineRule="auto"/>
+              <w:jc w:val="left"/>
+            </w:pPr>
+            <w:r/>
+            <w:r>
+              <w:rPr>
+                <w:rFonts w:ascii="Verdana" w:hAnsi="Verdana"/>
+                <w:b w:val="0"/>
+                <w:sz w:val="20"/>
+              </w:rPr>
+              <w:t>Registered Address</w:t>
+            </w:r>
+          </w:p>
+        </w:tc>
+        <w:tc>
+          <w:tcPr>
+            <w:tcW w:type="dxa" w:w="6000"/>
+            <w:tcBorders>
+              <w:top w:val="single" w:sz="7" w:space="0" w:color="000000"/>
+              <w:left w:val="single" w:sz="7" w:space="0" w:color="000000"/>
+              <w:bottom w:val="single" w:sz="7" w:space="0" w:color="000000"/>
+              <w:right w:val="single" w:sz="7" w:space="0" w:color="000000"/>
+            </w:tcBorders>
+            <w:tcMar>
+              <w:top w:w="60" w:type="dxa"/>
+              <w:left w:w="90" w:type="dxa"/>
+              <w:bottom w:w="60" w:type="dxa"/>
+              <w:right w:w="90" w:type="dxa"/>
+            </w:tcMar>
+            <w:vAlign w:val="center"/>
+          </w:tcPr>
+          <w:p>
+            <w:pPr>
+              <w:spacing w:after="0" w:before="0" w:line="252" w:lineRule="auto"/>
+              <w:jc w:val="left"/>
+            </w:pPr>
+            <w:r/>
+            <w:r>
+              <w:rPr>
+                <w:rFonts w:ascii="Verdana" w:hAnsi="Verdana"/>
+                <w:b w:val="0"/>
+                <w:sz w:val="20"/>
+              </w:rPr>
+              <w:t>A-21, 4th Floor, Green Park, New Delhi, South Delhi, Delhi, 110016, India</w:t>
+            </w:r>
+          </w:p>
+        </w:tc>
+      </w:tr>
+      <w:tr>
+        <w:tc>
+          <w:tcPr>
+            <w:tcW w:type="dxa" w:w="3800"/>
+            <w:tcBorders>
+              <w:top w:val="single" w:sz="7" w:space="0" w:color="000000"/>
+              <w:left w:val="single" w:sz="7" w:space="0" w:color="000000"/>
+              <w:bottom w:val="single" w:sz="7" w:space="0" w:color="000000"/>
+              <w:right w:val="single" w:sz="7" w:space="0" w:color="000000"/>
+            </w:tcBorders>
+            <w:tcMar>
+              <w:top w:w="60" w:type="dxa"/>
+              <w:left w:w="90" w:type="dxa"/>
+              <w:bottom w:w="60" w:type="dxa"/>
+              <w:right w:w="90" w:type="dxa"/>
+            </w:tcMar>
+            <w:vAlign w:val="center"/>
+          </w:tcPr>
+          <w:p>
+            <w:pPr>
+              <w:spacing w:after="0" w:before="0" w:line="252" w:lineRule="auto"/>
+              <w:jc w:val="left"/>
+            </w:pPr>
+            <w:r/>
+            <w:r>
+              <w:rPr>
+                <w:rFonts w:ascii="Verdana" w:hAnsi="Verdana"/>
+                <w:b w:val="0"/>
+                <w:sz w:val="20"/>
+              </w:rPr>
+              <w:t>Email Id</w:t>
+            </w:r>
+          </w:p>
+        </w:tc>
+        <w:tc>
+          <w:tcPr>
+            <w:tcW w:type="dxa" w:w="6000"/>
+            <w:tcBorders>
+              <w:top w:val="single" w:sz="7" w:space="0" w:color="000000"/>
+              <w:left w:val="single" w:sz="7" w:space="0" w:color="000000"/>
+              <w:bottom w:val="single" w:sz="7" w:space="0" w:color="000000"/>
+              <w:right w:val="single" w:sz="7" w:space="0" w:color="000000"/>
+            </w:tcBorders>
+            <w:tcMar>
+              <w:top w:w="60" w:type="dxa"/>
+              <w:left w:w="90" w:type="dxa"/>
+              <w:bottom w:w="60" w:type="dxa"/>
+              <w:right w:w="90" w:type="dxa"/>
+            </w:tcMar>
+            <w:vAlign w:val="center"/>
+          </w:tcPr>
+          <w:p>
+            <w:pPr>
+              <w:spacing w:after="0" w:before="0" w:line="252" w:lineRule="auto"/>
+              <w:jc w:val="left"/>
+            </w:pPr>
+            <w:r/>
+            <w:r>
+              <w:rPr>
+                <w:rFonts w:ascii="Verdana" w:hAnsi="Verdana"/>
+                <w:b w:val="0"/>
+                <w:sz w:val="20"/>
+              </w:rPr>
+              <w:t>corp@uppal.co.in</w:t>
+            </w:r>
+          </w:p>
+        </w:tc>
+      </w:tr>
+      <w:tr>
+        <w:tc>
+          <w:tcPr>
+            <w:tcW w:type="dxa" w:w="3800"/>
+            <w:tcBorders>
+              <w:top w:val="single" w:sz="7" w:space="0" w:color="000000"/>
+              <w:left w:val="single" w:sz="7" w:space="0" w:color="000000"/>
+              <w:bottom w:val="single" w:sz="7" w:space="0" w:color="000000"/>
+              <w:right w:val="single" w:sz="7" w:space="0" w:color="000000"/>
+            </w:tcBorders>
+            <w:tcMar>
+              <w:top w:w="60" w:type="dxa"/>
+              <w:left w:w="90" w:type="dxa"/>
+              <w:bottom w:w="60" w:type="dxa"/>
+              <w:right w:w="90" w:type="dxa"/>
+            </w:tcMar>
+            <w:vAlign w:val="center"/>
+          </w:tcPr>
+          <w:p>
+            <w:pPr>
+              <w:spacing w:after="0" w:before="0" w:line="252" w:lineRule="auto"/>
+              <w:jc w:val="left"/>
+            </w:pPr>
+            <w:r/>
+            <w:r>
+              <w:rPr>
+                <w:rFonts w:ascii="Verdana" w:hAnsi="Verdana"/>
+                <w:b w:val="0"/>
+                <w:sz w:val="20"/>
+              </w:rPr>
+              <w:t>Whether Listed or Not</w:t>
+            </w:r>
+          </w:p>
+        </w:tc>
+        <w:tc>
+          <w:tcPr>
+            <w:tcW w:type="dxa" w:w="6000"/>
+            <w:tcBorders>
+              <w:top w:val="single" w:sz="7" w:space="0" w:color="000000"/>
+              <w:left w:val="single" w:sz="7" w:space="0" w:color="000000"/>
+              <w:bottom w:val="single" w:sz="7" w:space="0" w:color="000000"/>
+              <w:right w:val="single" w:sz="7" w:space="0" w:color="000000"/>
+            </w:tcBorders>
+            <w:tcMar>
+              <w:top w:w="60" w:type="dxa"/>
+              <w:left w:w="90" w:type="dxa"/>
+              <w:bottom w:w="60" w:type="dxa"/>
+              <w:right w:w="90" w:type="dxa"/>
+            </w:tcMar>
+            <w:vAlign w:val="center"/>
+          </w:tcPr>
+          <w:p>
+            <w:pPr>
+              <w:spacing w:after="0" w:before="0" w:line="252" w:lineRule="auto"/>
+              <w:jc w:val="left"/>
+            </w:pPr>
+            <w:r/>
+            <w:r>
+              <w:rPr>
+                <w:rFonts w:ascii="Verdana" w:hAnsi="Verdana"/>
+                <w:b w:val="0"/>
+                <w:sz w:val="20"/>
+              </w:rPr>
+              <w:t>Unlisted</w:t>
+            </w:r>
+          </w:p>
+        </w:tc>
+      </w:tr>
+      <w:tr>
+        <w:tc>
+          <w:tcPr>
+            <w:tcW w:type="dxa" w:w="3800"/>
+            <w:tcBorders>
+              <w:top w:val="single" w:sz="7" w:space="0" w:color="000000"/>
+              <w:left w:val="single" w:sz="7" w:space="0" w:color="000000"/>
+              <w:bottom w:val="single" w:sz="7" w:space="0" w:color="000000"/>
+              <w:right w:val="single" w:sz="7" w:space="0" w:color="000000"/>
+            </w:tcBorders>
+            <w:tcMar>
+              <w:top w:w="60" w:type="dxa"/>
+              <w:left w:w="90" w:type="dxa"/>
+              <w:bottom w:w="60" w:type="dxa"/>
+              <w:right w:w="90" w:type="dxa"/>
+            </w:tcMar>
+            <w:vAlign w:val="center"/>
+          </w:tcPr>
+          <w:p>
+            <w:pPr>
+              <w:spacing w:after="0" w:before="0" w:line="252" w:lineRule="auto"/>
+              <w:jc w:val="left"/>
+            </w:pPr>
+            <w:r/>
+            <w:r>
+              <w:rPr>
+                <w:rFonts w:ascii="Verdana" w:hAnsi="Verdana"/>
+                <w:b w:val="0"/>
+                <w:sz w:val="20"/>
+              </w:rPr>
+              <w:t>Date of Last AGM</w:t>
+            </w:r>
+          </w:p>
+        </w:tc>
+        <w:tc>
+          <w:tcPr>
+            <w:tcW w:type="dxa" w:w="6000"/>
+            <w:tcBorders>
+              <w:top w:val="single" w:sz="7" w:space="0" w:color="000000"/>
+              <w:left w:val="single" w:sz="7" w:space="0" w:color="000000"/>
+              <w:bottom w:val="single" w:sz="7" w:space="0" w:color="000000"/>
+              <w:right w:val="single" w:sz="7" w:space="0" w:color="000000"/>
+            </w:tcBorders>
+            <w:tcMar>
+              <w:top w:w="60" w:type="dxa"/>
+              <w:left w:w="90" w:type="dxa"/>
+              <w:bottom w:w="60" w:type="dxa"/>
+              <w:right w:w="90" w:type="dxa"/>
+            </w:tcMar>
+            <w:vAlign w:val="center"/>
+          </w:tcPr>
+          <w:p>
+            <w:pPr>
+              <w:spacing w:after="0" w:before="0" w:line="252" w:lineRule="auto"/>
+              <w:jc w:val="left"/>
+            </w:pPr>
+            <w:r/>
+            <w:r>
+              <w:rPr>
+                <w:rFonts w:ascii="Verdana" w:hAnsi="Verdana"/>
+                <w:b w:val="0"/>
+                <w:sz w:val="20"/>
+              </w:rPr>
+              <w:t>30-09-2025</w:t>
+            </w:r>
+          </w:p>
+        </w:tc>
+      </w:tr>
+      <w:tr>
+        <w:tc>
+          <w:tcPr>
+            <w:tcW w:type="dxa" w:w="3800"/>
+            <w:tcBorders>
+              <w:top w:val="single" w:sz="7" w:space="0" w:color="000000"/>
+              <w:left w:val="single" w:sz="7" w:space="0" w:color="000000"/>
+              <w:bottom w:val="single" w:sz="7" w:space="0" w:color="000000"/>
+              <w:right w:val="single" w:sz="7" w:space="0" w:color="000000"/>
+            </w:tcBorders>
+            <w:tcMar>
+              <w:top w:w="60" w:type="dxa"/>
+              <w:left w:w="90" w:type="dxa"/>
+              <w:bottom w:w="60" w:type="dxa"/>
+              <w:right w:w="90" w:type="dxa"/>
+            </w:tcMar>
+            <w:vAlign w:val="center"/>
+          </w:tcPr>
+          <w:p>
+            <w:pPr>
+              <w:spacing w:after="0" w:before="0" w:line="252" w:lineRule="auto"/>
+              <w:jc w:val="left"/>
+            </w:pPr>
+            <w:r/>
+            <w:r>
+              <w:rPr>
+                <w:rFonts w:ascii="Verdana" w:hAnsi="Verdana"/>
+                <w:b w:val="0"/>
+                <w:sz w:val="20"/>
+              </w:rPr>
+              <w:t>Date of Balance Sheet</w:t>
+            </w:r>
+          </w:p>
+        </w:tc>
+        <w:tc>
+          <w:tcPr>
+            <w:tcW w:type="dxa" w:w="6000"/>
+            <w:tcBorders>
+              <w:top w:val="single" w:sz="7" w:space="0" w:color="000000"/>
+              <w:left w:val="single" w:sz="7" w:space="0" w:color="000000"/>
+              <w:bottom w:val="single" w:sz="7" w:space="0" w:color="000000"/>
+              <w:right w:val="single" w:sz="7" w:space="0" w:color="000000"/>
+            </w:tcBorders>
+            <w:tcMar>
+              <w:top w:w="60" w:type="dxa"/>
+              <w:left w:w="90" w:type="dxa"/>
+              <w:bottom w:w="60" w:type="dxa"/>
+              <w:right w:w="90" w:type="dxa"/>
+            </w:tcMar>
+            <w:vAlign w:val="center"/>
+          </w:tcPr>
+          <w:p>
+            <w:pPr>
+              <w:spacing w:after="0" w:before="0" w:line="252" w:lineRule="auto"/>
+              <w:jc w:val="left"/>
+            </w:pPr>
+            <w:r/>
+            <w:r>
+              <w:rPr>
+                <w:rFonts w:ascii="Verdana" w:hAnsi="Verdana"/>
+                <w:b w:val="0"/>
+                <w:sz w:val="20"/>
+              </w:rPr>
+              <w:t>31-03-2025</w:t>
+            </w:r>
+          </w:p>
+        </w:tc>
+      </w:tr>
+      <w:tr>
+        <w:tc>
+          <w:tcPr>
+            <w:tcW w:type="dxa" w:w="3800"/>
+            <w:tcBorders>
+              <w:top w:val="single" w:sz="7" w:space="0" w:color="000000"/>
+              <w:left w:val="single" w:sz="7" w:space="0" w:color="000000"/>
+              <w:bottom w:val="single" w:sz="7" w:space="0" w:color="000000"/>
+              <w:right w:val="single" w:sz="7" w:space="0" w:color="000000"/>
+            </w:tcBorders>
+            <w:tcMar>
+              <w:top w:w="60" w:type="dxa"/>
+              <w:left w:w="90" w:type="dxa"/>
+              <w:bottom w:w="60" w:type="dxa"/>
+              <w:right w:w="90" w:type="dxa"/>
+            </w:tcMar>
+            <w:vAlign w:val="center"/>
+          </w:tcPr>
+          <w:p>
+            <w:pPr>
+              <w:spacing w:after="0" w:before="0" w:line="252" w:lineRule="auto"/>
+              <w:jc w:val="left"/>
+            </w:pPr>
+            <w:r/>
+            <w:r>
+              <w:rPr>
+                <w:rFonts w:ascii="Verdana" w:hAnsi="Verdana"/>
+                <w:b w:val="0"/>
+                <w:sz w:val="20"/>
+              </w:rPr>
+              <w:t>Company Status</w:t>
+            </w:r>
+          </w:p>
+        </w:tc>
+        <w:tc>
+          <w:tcPr>
+            <w:tcW w:type="dxa" w:w="6000"/>
+            <w:tcBorders>
+              <w:top w:val="single" w:sz="7" w:space="0" w:color="000000"/>
+              <w:left w:val="single" w:sz="7" w:space="0" w:color="000000"/>
+              <w:bottom w:val="single" w:sz="7" w:space="0" w:color="000000"/>
+              <w:right w:val="single" w:sz="7" w:space="0" w:color="000000"/>
+            </w:tcBorders>
+            <w:tcMar>
+              <w:top w:w="60" w:type="dxa"/>
+              <w:left w:w="90" w:type="dxa"/>
+              <w:bottom w:w="60" w:type="dxa"/>
+              <w:right w:w="90" w:type="dxa"/>
+            </w:tcMar>
+            <w:vAlign w:val="center"/>
+          </w:tcPr>
+          <w:p>
+            <w:pPr>
+              <w:spacing w:after="0" w:before="0" w:line="252" w:lineRule="auto"/>
+              <w:jc w:val="left"/>
+            </w:pPr>
+            <w:r/>
+            <w:r>
+              <w:rPr>
+                <w:rFonts w:ascii="Verdana" w:hAnsi="Verdana"/>
+                <w:b w:val="0"/>
+                <w:sz w:val="20"/>
+              </w:rPr>
+              <w:t>Active</w:t>
+            </w:r>
+          </w:p>
+        </w:tc>
+      </w:tr>
+    </w:tbl>
+    <w:p>
+      <w:pPr>
+        <w:spacing w:before="360" w:after="160"/>
+        <w:jc w:val="center"/>
+      </w:pPr>
+      <w:r>
+        <w:rPr>
+          <w:rFonts w:ascii="Verdana" w:hAnsi="Verdana"/>
+          <w:b/>
+          <w:sz w:val="24"/>
+        </w:rPr>
+        <w:t>MCA-ROC Charges</w:t>
+      </w:r>
+    </w:p>
+    <w:tbl>
+      <w:tblPr>
+        <w:tblW w:w="9800" w:type="dxa"/>
+        <w:tblInd w:w="1388" w:type="dxa"/>
+        <w:tblLayout w:type="fixed"/>
+        <w:tblLook w:firstColumn="1" w:firstRow="1" w:lastColumn="0" w:lastRow="0" w:noHBand="0" w:noVBand="1" w:val="04A0"/>
+      </w:tblPr>
+      <w:tblGrid>
+        <w:gridCol w:w="4200"/>
+        <w:gridCol w:w="5600"/>
+      </w:tblGrid>
+      <w:tr>
+        <w:tc>
+          <w:tcPr>
+            <w:tcW w:type="dxa" w:w="4200"/>
+            <w:tcBorders>
+              <w:top w:val="single" w:sz="7" w:space="0" w:color="000000"/>
+              <w:left w:val="single" w:sz="7" w:space="0" w:color="000000"/>
+              <w:bottom w:val="single" w:sz="7" w:space="0" w:color="000000"/>
+              <w:right w:val="single" w:sz="7" w:space="0" w:color="000000"/>
+            </w:tcBorders>
+            <w:shd w:val="clear" w:color="auto" w:fill="DAEEF3"/>
+            <w:tcMar>
+              <w:top w:w="60" w:type="dxa"/>
+              <w:left w:w="90" w:type="dxa"/>
+              <w:bottom w:w="60" w:type="dxa"/>
+              <w:right w:w="90" w:type="dxa"/>
+            </w:tcMar>
+            <w:vAlign w:val="center"/>
+          </w:tcPr>
+          <w:p>
+            <w:pPr>
+              <w:spacing w:after="0" w:before="0" w:line="252" w:lineRule="auto"/>
+              <w:jc w:val="left"/>
+            </w:pPr>
+            <w:r/>
+            <w:r>
+              <w:rPr>
+                <w:rFonts w:ascii="Verdana" w:hAnsi="Verdana"/>
+                <w:b/>
+                <w:sz w:val="20"/>
+              </w:rPr>
+              <w:t>ROC-MCA Total Charges (Loan)</w:t>
+            </w:r>
+          </w:p>
+        </w:tc>
+        <w:tc>
+          <w:tcPr>
+            <w:tcW w:type="dxa" w:w="5600"/>
+            <w:tcBorders>
+              <w:top w:val="single" w:sz="7" w:space="0" w:color="000000"/>
+              <w:left w:val="single" w:sz="7" w:space="0" w:color="000000"/>
+              <w:bottom w:val="single" w:sz="7" w:space="0" w:color="000000"/>
+              <w:right w:val="single" w:sz="7" w:space="0" w:color="000000"/>
+            </w:tcBorders>
+            <w:tcMar>
+              <w:top w:w="60" w:type="dxa"/>
+              <w:left w:w="90" w:type="dxa"/>
+              <w:bottom w:w="60" w:type="dxa"/>
+              <w:right w:w="90" w:type="dxa"/>
+            </w:tcMar>
+            <w:vAlign w:val="center"/>
+          </w:tcPr>
+          <w:p>
+            <w:pPr>
+              <w:spacing w:after="0" w:before="0" w:line="252" w:lineRule="auto"/>
+              <w:jc w:val="left"/>
+            </w:pPr>
+            <w:r/>
+            <w:r>
+              <w:rPr>
+                <w:rFonts w:ascii="Verdana" w:hAnsi="Verdana"/>
+                <w:b w:val="0"/>
+                <w:sz w:val="20"/>
+              </w:rPr>
+              <w:t>1</w:t>
+            </w:r>
+          </w:p>
+        </w:tc>
+      </w:tr>
+      <w:tr>
+        <w:tc>
+          <w:tcPr>
+            <w:tcW w:type="dxa" w:w="4200"/>
+            <w:tcBorders>
+              <w:top w:val="single" w:sz="7" w:space="0" w:color="000000"/>
+              <w:left w:val="single" w:sz="7" w:space="0" w:color="000000"/>
+              <w:bottom w:val="single" w:sz="7" w:space="0" w:color="000000"/>
+              <w:right w:val="single" w:sz="7" w:space="0" w:color="000000"/>
+            </w:tcBorders>
+            <w:shd w:val="clear" w:color="auto" w:fill="DAEEF3"/>
+            <w:tcMar>
+              <w:top w:w="60" w:type="dxa"/>
+              <w:left w:w="90" w:type="dxa"/>
+              <w:bottom w:w="60" w:type="dxa"/>
+              <w:right w:w="90" w:type="dxa"/>
+            </w:tcMar>
+            <w:vAlign w:val="center"/>
+          </w:tcPr>
+          <w:p>
+            <w:pPr>
+              <w:spacing w:after="0" w:before="0" w:line="252" w:lineRule="auto"/>
+              <w:jc w:val="left"/>
+            </w:pPr>
+            <w:r/>
+            <w:r>
+              <w:rPr>
+                <w:rFonts w:ascii="Verdana" w:hAnsi="Verdana"/>
+                <w:b/>
+                <w:sz w:val="20"/>
+              </w:rPr>
+              <w:t>Total Open Charge Amount (in Rs.)</w:t>
+            </w:r>
+          </w:p>
+        </w:tc>
+        <w:tc>
+          <w:tcPr>
+            <w:tcW w:type="dxa" w:w="5600"/>
+            <w:tcBorders>
+              <w:top w:val="single" w:sz="7" w:space="0" w:color="000000"/>
+              <w:left w:val="single" w:sz="7" w:space="0" w:color="000000"/>
+              <w:bottom w:val="single" w:sz="7" w:space="0" w:color="000000"/>
+              <w:right w:val="single" w:sz="7" w:space="0" w:color="000000"/>
+            </w:tcBorders>
+            <w:tcMar>
+              <w:top w:w="60" w:type="dxa"/>
+              <w:left w:w="90" w:type="dxa"/>
+              <w:bottom w:w="60" w:type="dxa"/>
+              <w:right w:w="90" w:type="dxa"/>
+            </w:tcMar>
+            <w:vAlign w:val="center"/>
+          </w:tcPr>
+          <w:p>
+            <w:pPr>
+              <w:spacing w:after="0" w:before="0" w:line="252" w:lineRule="auto"/>
+              <w:jc w:val="left"/>
+            </w:pPr>
+            <w:r/>
+            <w:r>
+              <w:rPr>
+                <w:rFonts w:ascii="Verdana" w:hAnsi="Verdana"/>
+                <w:b w:val="0"/>
+                <w:sz w:val="20"/>
+              </w:rPr>
+              <w:t>150000000</w:t>
+            </w:r>
+          </w:p>
+        </w:tc>
+      </w:tr>
+    </w:tbl>
+    <w:p>
+      <w:pPr>
+        <w:spacing w:after="40"/>
+      </w:pPr>
+    </w:p>
+    <w:tbl>
+      <w:tblPr>
+        <w:tblW w:w="9800" w:type="dxa"/>
+        <w:tblInd w:w="1388" w:type="dxa"/>
+        <w:tblLayout w:type="fixed"/>
+        <w:tblLook w:firstColumn="1" w:firstRow="1" w:lastColumn="0" w:lastRow="0" w:noHBand="0" w:noVBand="1" w:val="04A0"/>
+      </w:tblPr>
+      <w:tblGrid>
+        <w:gridCol w:w="520"/>
+        <w:gridCol w:w="1500"/>
+        <w:gridCol w:w="2400"/>
+        <w:gridCol w:w="1300"/>
+        <w:gridCol w:w="1300"/>
+        <w:gridCol w:w="1300"/>
+        <w:gridCol w:w="1480"/>
+      </w:tblGrid>
+      <w:tr>
+        <w:trPr>
+          <w:tblHeader w:val="true"/>
+        </w:trPr>
+        <w:tc>
+          <w:tcPr>
+            <w:tcW w:type="dxa" w:w="520"/>
+            <w:tcBorders>
+              <w:top w:val="single" w:sz="7" w:space="0" w:color="000000"/>
+              <w:left w:val="single" w:sz="7" w:space="0" w:color="000000"/>
+              <w:bottom w:val="single" w:sz="7" w:space="0" w:color="000000"/>
+              <w:right w:val="single" w:sz="7" w:space="0" w:color="000000"/>
+            </w:tcBorders>
+            <w:shd w:val="clear" w:color="auto" w:fill="F5F5F5"/>
+            <w:tcMar>
+              <w:top w:w="60" w:type="dxa"/>
+              <w:left w:w="90" w:type="dxa"/>
+              <w:bottom w:w="60" w:type="dxa"/>
+              <w:right w:w="90" w:type="dxa"/>
+            </w:tcMar>
+            <w:vAlign w:val="center"/>
+          </w:tcPr>
+          <w:p>
+            <w:pPr>
+              <w:spacing w:after="0" w:before="0" w:line="252" w:lineRule="auto"/>
+              <w:jc w:val="center"/>
+            </w:pPr>
+            <w:r/>
+            <w:r>
+              <w:rPr>
+                <w:rFonts w:ascii="Verdana" w:hAnsi="Verdana"/>
+                <w:b/>
+                <w:sz w:val="16"/>
+              </w:rPr>
+              <w:t>Sr.</w:t>
+            </w:r>
+            <w:r>
+              <w:rPr>
+                <w:rFonts w:ascii="Verdana" w:hAnsi="Verdana"/>
+                <w:b/>
+                <w:sz w:val="16"/>
+              </w:rPr>
+              <w:br/>
+              <w:t>No.</w:t>
+            </w:r>
+          </w:p>
+        </w:tc>
+        <w:tc>
+          <w:tcPr>
+            <w:tcW w:type="dxa" w:w="1500"/>
+            <w:tcBorders>
+              <w:top w:val="single" w:sz="7" w:space="0" w:color="000000"/>
+              <w:left w:val="single" w:sz="7" w:space="0" w:color="000000"/>
+              <w:bottom w:val="single" w:sz="7" w:space="0" w:color="000000"/>
+              <w:right w:val="single" w:sz="7" w:space="0" w:color="000000"/>
+            </w:tcBorders>
+            <w:shd w:val="clear" w:color="auto" w:fill="F5F5F5"/>
+            <w:tcMar>
+              <w:top w:w="60" w:type="dxa"/>
+              <w:left w:w="90" w:type="dxa"/>
+              <w:bottom w:w="60" w:type="dxa"/>
+              <w:right w:w="90" w:type="dxa"/>
+            </w:tcMar>
+            <w:vAlign w:val="center"/>
+          </w:tcPr>
+          <w:p>
+            <w:pPr>
+              <w:spacing w:after="0" w:before="0" w:line="252" w:lineRule="auto"/>
+              <w:jc w:val="center"/>
+            </w:pPr>
+            <w:r/>
+            <w:r>
+              <w:rPr>
+                <w:rFonts w:ascii="Verdana" w:hAnsi="Verdana"/>
+                <w:b/>
+                <w:sz w:val="16"/>
+              </w:rPr>
+              <w:t>Charge Id</w:t>
+            </w:r>
+          </w:p>
+        </w:tc>
+        <w:tc>
+          <w:tcPr>
+            <w:tcW w:type="dxa" w:w="2400"/>
+            <w:tcBorders>
+              <w:top w:val="single" w:sz="7" w:space="0" w:color="000000"/>
+              <w:left w:val="single" w:sz="7" w:space="0" w:color="000000"/>
+              <w:bottom w:val="single" w:sz="7" w:space="0" w:color="000000"/>
+              <w:right w:val="single" w:sz="7" w:space="0" w:color="000000"/>
+            </w:tcBorders>
+            <w:shd w:val="clear" w:color="auto" w:fill="F5F5F5"/>
+            <w:tcMar>
+              <w:top w:w="60" w:type="dxa"/>
+              <w:left w:w="90" w:type="dxa"/>
+              <w:bottom w:w="60" w:type="dxa"/>
+              <w:right w:w="90" w:type="dxa"/>
+            </w:tcMar>
+            <w:vAlign w:val="center"/>
+          </w:tcPr>
+          <w:p>
+            <w:pPr>
+              <w:spacing w:after="0" w:before="0" w:line="252" w:lineRule="auto"/>
+              <w:jc w:val="center"/>
+            </w:pPr>
+            <w:r/>
+            <w:r>
+              <w:rPr>
+                <w:rFonts w:ascii="Verdana" w:hAnsi="Verdana"/>
+                <w:b/>
+                <w:sz w:val="16"/>
+              </w:rPr>
+              <w:t>Charge Holder Name</w:t>
+            </w:r>
+          </w:p>
+        </w:tc>
+        <w:tc>
+          <w:tcPr>
+            <w:tcW w:type="dxa" w:w="1300"/>
+            <w:tcBorders>
+              <w:top w:val="single" w:sz="7" w:space="0" w:color="000000"/>
+              <w:left w:val="single" w:sz="7" w:space="0" w:color="000000"/>
+              <w:bottom w:val="single" w:sz="7" w:space="0" w:color="000000"/>
+              <w:right w:val="single" w:sz="7" w:space="0" w:color="000000"/>
+            </w:tcBorders>
+            <w:shd w:val="clear" w:color="auto" w:fill="F5F5F5"/>
+            <w:tcMar>
+              <w:top w:w="60" w:type="dxa"/>
+              <w:left w:w="90" w:type="dxa"/>
+              <w:bottom w:w="60" w:type="dxa"/>
+              <w:right w:w="90" w:type="dxa"/>
+            </w:tcMar>
+            <w:vAlign w:val="center"/>
+          </w:tcPr>
+          <w:p>
+            <w:pPr>
+              <w:spacing w:after="0" w:before="0" w:line="252" w:lineRule="auto"/>
+              <w:jc w:val="center"/>
+            </w:pPr>
+            <w:r/>
+            <w:r>
+              <w:rPr>
+                <w:rFonts w:ascii="Verdana" w:hAnsi="Verdana"/>
+                <w:b/>
+                <w:sz w:val="16"/>
+              </w:rPr>
+              <w:t>Date of</w:t>
+            </w:r>
+            <w:r>
+              <w:rPr>
+                <w:rFonts w:ascii="Verdana" w:hAnsi="Verdana"/>
+                <w:b/>
+                <w:sz w:val="16"/>
+              </w:rPr>
+              <w:br/>
+              <w:t>Charge Creation</w:t>
+            </w:r>
+          </w:p>
+        </w:tc>
+        <w:tc>
+          <w:tcPr>
+            <w:tcW w:type="dxa" w:w="1300"/>
+            <w:tcBorders>
+              <w:top w:val="single" w:sz="7" w:space="0" w:color="000000"/>
+              <w:left w:val="single" w:sz="7" w:space="0" w:color="000000"/>
+              <w:bottom w:val="single" w:sz="7" w:space="0" w:color="000000"/>
+              <w:right w:val="single" w:sz="7" w:space="0" w:color="000000"/>
+            </w:tcBorders>
+            <w:shd w:val="clear" w:color="auto" w:fill="F5F5F5"/>
+            <w:tcMar>
+              <w:top w:w="60" w:type="dxa"/>
+              <w:left w:w="90" w:type="dxa"/>
+              <w:bottom w:w="60" w:type="dxa"/>
+              <w:right w:w="90" w:type="dxa"/>
+            </w:tcMar>
+            <w:vAlign w:val="center"/>
+          </w:tcPr>
+          <w:p>
+            <w:pPr>
+              <w:spacing w:after="0" w:before="0" w:line="252" w:lineRule="auto"/>
+              <w:jc w:val="center"/>
+            </w:pPr>
+            <w:r/>
+            <w:r>
+              <w:rPr>
+                <w:rFonts w:ascii="Verdana" w:hAnsi="Verdana"/>
+                <w:b/>
+                <w:sz w:val="16"/>
+              </w:rPr>
+              <w:t>Date of</w:t>
+            </w:r>
+            <w:r>
+              <w:rPr>
+                <w:rFonts w:ascii="Verdana" w:hAnsi="Verdana"/>
+                <w:b/>
+                <w:sz w:val="16"/>
+              </w:rPr>
+              <w:br/>
+              <w:t>Modification</w:t>
+            </w:r>
+          </w:p>
+        </w:tc>
+        <w:tc>
+          <w:tcPr>
+            <w:tcW w:type="dxa" w:w="1300"/>
+            <w:tcBorders>
+              <w:top w:val="single" w:sz="7" w:space="0" w:color="000000"/>
+              <w:left w:val="single" w:sz="7" w:space="0" w:color="000000"/>
+              <w:bottom w:val="single" w:sz="7" w:space="0" w:color="000000"/>
+              <w:right w:val="single" w:sz="7" w:space="0" w:color="000000"/>
+            </w:tcBorders>
+            <w:shd w:val="clear" w:color="auto" w:fill="F5F5F5"/>
+            <w:tcMar>
+              <w:top w:w="60" w:type="dxa"/>
+              <w:left w:w="90" w:type="dxa"/>
+              <w:bottom w:w="60" w:type="dxa"/>
+              <w:right w:w="90" w:type="dxa"/>
+            </w:tcMar>
+            <w:vAlign w:val="center"/>
+          </w:tcPr>
+          <w:p>
+            <w:pPr>
+              <w:spacing w:after="0" w:before="0" w:line="252" w:lineRule="auto"/>
+              <w:jc w:val="center"/>
+            </w:pPr>
+            <w:r/>
+            <w:r>
+              <w:rPr>
+                <w:rFonts w:ascii="Verdana" w:hAnsi="Verdana"/>
+                <w:b/>
+                <w:sz w:val="16"/>
+              </w:rPr>
+              <w:t>Date of</w:t>
+            </w:r>
+            <w:r>
+              <w:rPr>
+                <w:rFonts w:ascii="Verdana" w:hAnsi="Verdana"/>
+                <w:b/>
+                <w:sz w:val="16"/>
+              </w:rPr>
+              <w:br/>
+              <w:t>Satisfaction</w:t>
+            </w:r>
+          </w:p>
+        </w:tc>
+        <w:tc>
+          <w:tcPr>
+            <w:tcW w:type="dxa" w:w="1480"/>
+            <w:tcBorders>
+              <w:top w:val="single" w:sz="7" w:space="0" w:color="000000"/>
+              <w:left w:val="single" w:sz="7" w:space="0" w:color="000000"/>
+              <w:bottom w:val="single" w:sz="7" w:space="0" w:color="000000"/>
+              <w:right w:val="single" w:sz="7" w:space="0" w:color="000000"/>
+            </w:tcBorders>
+            <w:shd w:val="clear" w:color="auto" w:fill="F5F5F5"/>
+            <w:tcMar>
+              <w:top w:w="60" w:type="dxa"/>
+              <w:left w:w="90" w:type="dxa"/>
+              <w:bottom w:w="60" w:type="dxa"/>
+              <w:right w:w="90" w:type="dxa"/>
+            </w:tcMar>
+            <w:vAlign w:val="center"/>
+          </w:tcPr>
+          <w:p>
+            <w:pPr>
+              <w:spacing w:after="0" w:before="0" w:line="252" w:lineRule="auto"/>
+              <w:jc w:val="center"/>
+            </w:pPr>
+            <w:r/>
+            <w:r>
+              <w:rPr>
+                <w:rFonts w:ascii="Verdana" w:hAnsi="Verdana"/>
+                <w:b/>
+                <w:sz w:val="16"/>
+              </w:rPr>
+              <w:t>Amount</w:t>
+            </w:r>
+            <w:r>
+              <w:rPr>
+                <w:rFonts w:ascii="Verdana" w:hAnsi="Verdana"/>
+                <w:b/>
+                <w:sz w:val="16"/>
+              </w:rPr>
+              <w:br/>
+              <w:t>(Rs.)</w:t>
+            </w:r>
+          </w:p>
+        </w:tc>
+      </w:tr>
+      <w:tr>
+        <w:tc>
+          <w:tcPr>
+            <w:tcW w:type="dxa" w:w="520"/>
+            <w:tcBorders>
+              <w:top w:val="single" w:sz="7" w:space="0" w:color="000000"/>
+              <w:left w:val="single" w:sz="7" w:space="0" w:color="000000"/>
+              <w:bottom w:val="single" w:sz="7" w:space="0" w:color="000000"/>
+              <w:right w:val="single" w:sz="7" w:space="0" w:color="000000"/>
+            </w:tcBorders>
+            <w:tcMar>
+              <w:top w:w="60" w:type="dxa"/>
+              <w:left w:w="90" w:type="dxa"/>
+              <w:bottom w:w="60" w:type="dxa"/>
+              <w:right w:w="90" w:type="dxa"/>
+            </w:tcMar>
+            <w:vAlign w:val="center"/>
+          </w:tcPr>
+          <w:p>
+            <w:pPr>
+              <w:spacing w:after="0" w:before="0" w:line="252" w:lineRule="auto"/>
+              <w:jc w:val="center"/>
+            </w:pPr>
+            <w:r/>
+            <w:r>
+              <w:rPr>
+                <w:rFonts w:ascii="Verdana" w:hAnsi="Verdana"/>
+                <w:b w:val="0"/>
+                <w:sz w:val="18"/>
+              </w:rPr>
+              <w:t>1</w:t>
+            </w:r>
+          </w:p>
+        </w:tc>
+        <w:tc>
+          <w:tcPr>
+            <w:tcW w:type="dxa" w:w="1500"/>
+            <w:tcBorders>
+              <w:top w:val="single" w:sz="7" w:space="0" w:color="000000"/>
+              <w:left w:val="single" w:sz="7" w:space="0" w:color="000000"/>
+              <w:bottom w:val="single" w:sz="7" w:space="0" w:color="000000"/>
+              <w:right w:val="single" w:sz="7" w:space="0" w:color="000000"/>
+            </w:tcBorders>
+            <w:tcMar>
+              <w:top w:w="60" w:type="dxa"/>
+              <w:left w:w="90" w:type="dxa"/>
+              <w:bottom w:w="60" w:type="dxa"/>
+              <w:right w:w="90" w:type="dxa"/>
+            </w:tcMar>
+            <w:vAlign w:val="center"/>
+          </w:tcPr>
+          <w:p>
+            <w:pPr>
+              <w:spacing w:after="0" w:before="0" w:line="252" w:lineRule="auto"/>
+              <w:jc w:val="center"/>
+            </w:pPr>
+            <w:r/>
+            <w:r>
+              <w:rPr>
+                <w:rFonts w:ascii="Verdana" w:hAnsi="Verdana"/>
+                <w:b w:val="0"/>
+                <w:sz w:val="18"/>
+              </w:rPr>
+              <w:t>101299498</w:t>
+            </w:r>
+          </w:p>
+        </w:tc>
+        <w:tc>
+          <w:tcPr>
+            <w:tcW w:type="dxa" w:w="2400"/>
+            <w:tcBorders>
+              <w:top w:val="single" w:sz="7" w:space="0" w:color="000000"/>
+              <w:left w:val="single" w:sz="7" w:space="0" w:color="000000"/>
+              <w:bottom w:val="single" w:sz="7" w:space="0" w:color="000000"/>
+              <w:right w:val="single" w:sz="7" w:space="0" w:color="000000"/>
+            </w:tcBorders>
+            <w:tcMar>
+              <w:top w:w="60" w:type="dxa"/>
+              <w:left w:w="90" w:type="dxa"/>
+              <w:bottom w:w="60" w:type="dxa"/>
+              <w:right w:w="90" w:type="dxa"/>
+            </w:tcMar>
+            <w:vAlign w:val="center"/>
+          </w:tcPr>
+          <w:p>
+            <w:pPr>
+              <w:spacing w:after="0" w:before="0" w:line="252" w:lineRule="auto"/>
+              <w:jc w:val="left"/>
+            </w:pPr>
+            <w:r/>
+            <w:r>
+              <w:rPr>
+                <w:rFonts w:ascii="Verdana" w:hAnsi="Verdana"/>
+                <w:b w:val="0"/>
+                <w:sz w:val="18"/>
+              </w:rPr>
+              <w:t>HERO HOUSING FINANCE LIMITED</w:t>
+            </w:r>
+          </w:p>
+        </w:tc>
+        <w:tc>
+          <w:tcPr>
+            <w:tcW w:type="dxa" w:w="1300"/>
+            <w:tcBorders>
+              <w:top w:val="single" w:sz="7" w:space="0" w:color="000000"/>
+              <w:left w:val="single" w:sz="7" w:space="0" w:color="000000"/>
+              <w:bottom w:val="single" w:sz="7" w:space="0" w:color="000000"/>
+              <w:right w:val="single" w:sz="7" w:space="0" w:color="000000"/>
+            </w:tcBorders>
+            <w:tcMar>
+              <w:top w:w="60" w:type="dxa"/>
+              <w:left w:w="90" w:type="dxa"/>
+              <w:bottom w:w="60" w:type="dxa"/>
+              <w:right w:w="90" w:type="dxa"/>
+            </w:tcMar>
+            <w:vAlign w:val="center"/>
+          </w:tcPr>
+          <w:p>
+            <w:pPr>
+              <w:spacing w:after="0" w:before="0" w:line="252" w:lineRule="auto"/>
+              <w:jc w:val="center"/>
+            </w:pPr>
+            <w:r/>
+            <w:r>
+              <w:rPr>
+                <w:rFonts w:ascii="Verdana" w:hAnsi="Verdana"/>
+                <w:b w:val="0"/>
+                <w:sz w:val="18"/>
+              </w:rPr>
+              <w:t>19-03-2026</w:t>
+            </w:r>
+          </w:p>
+        </w:tc>
+        <w:tc>
+          <w:tcPr>
+            <w:tcW w:type="dxa" w:w="1300"/>
+            <w:tcBorders>
+              <w:top w:val="single" w:sz="7" w:space="0" w:color="000000"/>
+              <w:left w:val="single" w:sz="7" w:space="0" w:color="000000"/>
+              <w:bottom w:val="single" w:sz="7" w:space="0" w:color="000000"/>
+              <w:right w:val="single" w:sz="7" w:space="0" w:color="000000"/>
+            </w:tcBorders>
+            <w:tcMar>
+              <w:top w:w="60" w:type="dxa"/>
+              <w:left w:w="90" w:type="dxa"/>
+              <w:bottom w:w="60" w:type="dxa"/>
+              <w:right w:w="90" w:type="dxa"/>
+            </w:tcMar>
+            <w:vAlign w:val="center"/>
+          </w:tcPr>
+          <w:p>
+            <w:pPr>
+              <w:spacing w:after="0" w:before="0" w:line="252" w:lineRule="auto"/>
+              <w:jc w:val="center"/>
+            </w:pPr>
+            <w:r/>
+            <w:r>
+              <w:rPr>
+                <w:rFonts w:ascii="Verdana" w:hAnsi="Verdana"/>
+                <w:b w:val="0"/>
+                <w:sz w:val="18"/>
+              </w:rPr>
+              <w:t>20-07-2026</w:t>
+            </w:r>
+          </w:p>
+        </w:tc>
+        <w:tc>
+          <w:tcPr>
+            <w:tcW w:type="dxa" w:w="1300"/>
+            <w:tcBorders>
+              <w:top w:val="single" w:sz="7" w:space="0" w:color="000000"/>
+              <w:left w:val="single" w:sz="7" w:space="0" w:color="000000"/>
+              <w:bottom w:val="single" w:sz="7" w:space="0" w:color="000000"/>
+              <w:right w:val="single" w:sz="7" w:space="0" w:color="000000"/>
+            </w:tcBorders>
+            <w:tcMar>
+              <w:top w:w="60" w:type="dxa"/>
+              <w:left w:w="90" w:type="dxa"/>
+              <w:bottom w:w="60" w:type="dxa"/>
+              <w:right w:w="90" w:type="dxa"/>
+            </w:tcMar>
+            <w:vAlign w:val="center"/>
+          </w:tcPr>
+          <w:p>
+            <w:pPr>
+              <w:spacing w:after="0" w:before="0" w:line="252" w:lineRule="auto"/>
+              <w:jc w:val="center"/>
+            </w:pPr>
+            <w:r/>
+            <w:r>
+              <w:rPr>
+                <w:rFonts w:ascii="Verdana" w:hAnsi="Verdana"/>
+                <w:b w:val="0"/>
+                <w:sz w:val="18"/>
+              </w:rPr>
+              <w:t>-</w:t>
+            </w:r>
+          </w:p>
+        </w:tc>
+        <w:tc>
+          <w:tcPr>
+            <w:tcW w:type="dxa" w:w="1480"/>
+            <w:tcBorders>
+              <w:top w:val="single" w:sz="7" w:space="0" w:color="000000"/>
+              <w:left w:val="single" w:sz="7" w:space="0" w:color="000000"/>
+              <w:bottom w:val="single" w:sz="7" w:space="0" w:color="000000"/>
+              <w:right w:val="single" w:sz="7" w:space="0" w:color="000000"/>
+            </w:tcBorders>
+            <w:tcMar>
+              <w:top w:w="60" w:type="dxa"/>
+              <w:left w:w="90" w:type="dxa"/>
+              <w:bottom w:w="60" w:type="dxa"/>
+              <w:right w:w="90" w:type="dxa"/>
+            </w:tcMar>
+            <w:vAlign w:val="center"/>
+          </w:tcPr>
+          <w:p>
+            <w:pPr>
+              <w:spacing w:after="0" w:before="0" w:line="252" w:lineRule="auto"/>
+              <w:jc w:val="right"/>
+            </w:pPr>
+            <w:r/>
+            <w:r>
+              <w:rPr>
+                <w:rFonts w:ascii="Verdana" w:hAnsi="Verdana"/>
+                <w:b w:val="0"/>
+                <w:sz w:val="18"/>
+              </w:rPr>
+              <w:t>150000000</w:t>
+            </w:r>
+          </w:p>
+        </w:tc>
+      </w:tr>
+    </w:tbl>
+    <w:p>
+      <w:pPr>
+        <w:spacing w:before="240" w:after="80"/>
+        <w:jc w:val="center"/>
+      </w:pPr>
+      <w:r>
+        <w:rPr>
+          <w:rFonts w:ascii="Verdana" w:hAnsi="Verdana"/>
+          <w:b/>
+          <w:sz w:val="24"/>
+        </w:rPr>
+        <w:t>Directors / Signatories</w:t>
+      </w:r>
+    </w:p>
+    <w:p>
+      <w:pPr>
+        <w:spacing w:after="80"/>
+        <w:ind w:left="1388"/>
+      </w:pPr>
+      <w:r>
+        <w:rPr>
+          <w:rFonts w:ascii="Verdana" w:hAnsi="Verdana"/>
+          <w:sz w:val="18"/>
+        </w:rPr>
+        <w:t>Total Directors / Signatories: 2</w:t>
+      </w:r>
+    </w:p>
+    <w:tbl>
+      <w:tblPr>
+        <w:tblW w:w="9800" w:type="dxa"/>
+        <w:tblInd w:w="1388" w:type="dxa"/>
+        <w:tblLayout w:type="fixed"/>
+        <w:tblLook w:firstColumn="1" w:firstRow="1" w:lastColumn="0" w:lastRow="0" w:noHBand="0" w:noVBand="1" w:val="04A0"/>
+      </w:tblPr>
+      <w:tblGrid>
+        <w:gridCol w:w="700"/>
+        <w:gridCol w:w="3000"/>
+        <w:gridCol w:w="1800"/>
+        <w:gridCol w:w="2600"/>
+        <w:gridCol w:w="1700"/>
+      </w:tblGrid>
+      <w:tr>
+        <w:trPr>
+          <w:tblHeader w:val="true"/>
+        </w:trPr>
+        <w:tc>
+          <w:tcPr>
+            <w:tcW w:type="dxa" w:w="700"/>
+            <w:tcBorders>
+              <w:top w:val="single" w:sz="7" w:space="0" w:color="000000"/>
+              <w:left w:val="single" w:sz="7" w:space="0" w:color="000000"/>
+              <w:bottom w:val="single" w:sz="7" w:space="0" w:color="000000"/>
+              <w:right w:val="single" w:sz="7" w:space="0" w:color="000000"/>
+            </w:tcBorders>
+            <w:shd w:val="clear" w:color="auto" w:fill="F5F5F5"/>
+            <w:tcMar>
+              <w:top w:w="60" w:type="dxa"/>
+              <w:left w:w="90" w:type="dxa"/>
+              <w:bottom w:w="60" w:type="dxa"/>
+              <w:right w:w="90" w:type="dxa"/>
+            </w:tcMar>
+            <w:vAlign w:val="center"/>
+          </w:tcPr>
+          <w:p>
+            <w:pPr>
+              <w:spacing w:after="0" w:before="0" w:line="252" w:lineRule="auto"/>
+              <w:jc w:val="center"/>
+            </w:pPr>
+            <w:r/>
+            <w:r>
+              <w:rPr>
+                <w:rFonts w:ascii="Verdana" w:hAnsi="Verdana"/>
+                <w:b/>
+                <w:sz w:val="20"/>
+              </w:rPr>
+              <w:t>Sr. No.</w:t>
+            </w:r>
+          </w:p>
+        </w:tc>
+        <w:tc>
+          <w:tcPr>
+            <w:tcW w:type="dxa" w:w="3000"/>
+            <w:tcBorders>
+              <w:top w:val="single" w:sz="7" w:space="0" w:color="000000"/>
+              <w:left w:val="single" w:sz="7" w:space="0" w:color="000000"/>
+              <w:bottom w:val="single" w:sz="7" w:space="0" w:color="000000"/>
+              <w:right w:val="single" w:sz="7" w:space="0" w:color="000000"/>
+            </w:tcBorders>
+            <w:shd w:val="clear" w:color="auto" w:fill="F5F5F5"/>
+            <w:tcMar>
+              <w:top w:w="60" w:type="dxa"/>
+              <w:left w:w="90" w:type="dxa"/>
+              <w:bottom w:w="60" w:type="dxa"/>
+              <w:right w:w="90" w:type="dxa"/>
+            </w:tcMar>
+            <w:vAlign w:val="center"/>
+          </w:tcPr>
+          <w:p>
+            <w:pPr>
+              <w:spacing w:after="0" w:before="0" w:line="252" w:lineRule="auto"/>
+              <w:jc w:val="center"/>
+            </w:pPr>
+            <w:r/>
+            <w:r>
+              <w:rPr>
+                <w:rFonts w:ascii="Verdana" w:hAnsi="Verdana"/>
+                <w:b/>
+                <w:sz w:val="20"/>
+              </w:rPr>
+              <w:t>Name</w:t>
+            </w:r>
+          </w:p>
+        </w:tc>
+        <w:tc>
+          <w:tcPr>
+            <w:tcW w:type="dxa" w:w="1800"/>
+            <w:tcBorders>
+              <w:top w:val="single" w:sz="7" w:space="0" w:color="000000"/>
+              <w:left w:val="single" w:sz="7" w:space="0" w:color="000000"/>
+              <w:bottom w:val="single" w:sz="7" w:space="0" w:color="000000"/>
+              <w:right w:val="single" w:sz="7" w:space="0" w:color="000000"/>
+            </w:tcBorders>
+            <w:shd w:val="clear" w:color="auto" w:fill="F5F5F5"/>
+            <w:tcMar>
+              <w:top w:w="60" w:type="dxa"/>
+              <w:left w:w="90" w:type="dxa"/>
+              <w:bottom w:w="60" w:type="dxa"/>
+              <w:right w:w="90" w:type="dxa"/>
+            </w:tcMar>
+            <w:vAlign w:val="center"/>
+          </w:tcPr>
+          <w:p>
+            <w:pPr>
+              <w:spacing w:after="0" w:before="0" w:line="252" w:lineRule="auto"/>
+              <w:jc w:val="center"/>
+            </w:pPr>
+            <w:r/>
+            <w:r>
+              <w:rPr>
+                <w:rFonts w:ascii="Verdana" w:hAnsi="Verdana"/>
+                <w:b/>
+                <w:sz w:val="20"/>
+              </w:rPr>
+              <w:t>DIN / PAN</w:t>
+            </w:r>
+          </w:p>
+        </w:tc>
+        <w:tc>
+          <w:tcPr>
+            <w:tcW w:type="dxa" w:w="2600"/>
+            <w:tcBorders>
+              <w:top w:val="single" w:sz="7" w:space="0" w:color="000000"/>
+              <w:left w:val="single" w:sz="7" w:space="0" w:color="000000"/>
+              <w:bottom w:val="single" w:sz="7" w:space="0" w:color="000000"/>
+              <w:right w:val="single" w:sz="7" w:space="0" w:color="000000"/>
+            </w:tcBorders>
+            <w:shd w:val="clear" w:color="auto" w:fill="F5F5F5"/>
+            <w:tcMar>
+              <w:top w:w="60" w:type="dxa"/>
+              <w:left w:w="90" w:type="dxa"/>
+              <w:bottom w:w="60" w:type="dxa"/>
+              <w:right w:w="90" w:type="dxa"/>
+            </w:tcMar>
+            <w:vAlign w:val="center"/>
+          </w:tcPr>
+          <w:p>
+            <w:pPr>
+              <w:spacing w:after="0" w:before="0" w:line="252" w:lineRule="auto"/>
+              <w:jc w:val="center"/>
+            </w:pPr>
+            <w:r/>
+            <w:r>
+              <w:rPr>
+                <w:rFonts w:ascii="Verdana" w:hAnsi="Verdana"/>
+                <w:b/>
+                <w:sz w:val="20"/>
+              </w:rPr>
+              <w:t>Designation</w:t>
+            </w:r>
+          </w:p>
+        </w:tc>
+        <w:tc>
+          <w:tcPr>
+            <w:tcW w:type="dxa" w:w="1700"/>
+            <w:tcBorders>
+              <w:top w:val="single" w:sz="7" w:space="0" w:color="000000"/>
+              <w:left w:val="single" w:sz="7" w:space="0" w:color="000000"/>
+              <w:bottom w:val="single" w:sz="7" w:space="0" w:color="000000"/>
+              <w:right w:val="single" w:sz="7" w:space="0" w:color="000000"/>
+            </w:tcBorders>
+            <w:shd w:val="clear" w:color="auto" w:fill="F5F5F5"/>
+            <w:tcMar>
+              <w:top w:w="60" w:type="dxa"/>
+              <w:left w:w="90" w:type="dxa"/>
+              <w:bottom w:w="60" w:type="dxa"/>
+              <w:right w:w="90" w:type="dxa"/>
+            </w:tcMar>
+            <w:vAlign w:val="center"/>
+          </w:tcPr>
+          <w:p>
+            <w:pPr>
+              <w:spacing w:after="0" w:before="0" w:line="252" w:lineRule="auto"/>
+              <w:jc w:val="center"/>
+            </w:pPr>
+            <w:r/>
+            <w:r>
+              <w:rPr>
+                <w:rFonts w:ascii="Verdana" w:hAnsi="Verdana"/>
+                <w:b/>
+                <w:sz w:val="20"/>
+              </w:rPr>
+              <w:t>Date of</w:t>
+            </w:r>
+            <w:r>
+              <w:rPr>
+                <w:rFonts w:ascii="Verdana" w:hAnsi="Verdana"/>
+                <w:b/>
+                <w:sz w:val="20"/>
+              </w:rPr>
+              <w:br/>
+              <w:t>Appointment</w:t>
+            </w:r>
+          </w:p>
+        </w:tc>
+      </w:tr>
+      <w:tr>
+        <w:tc>
+          <w:tcPr>
+            <w:tcW w:type="dxa" w:w="700"/>
+            <w:tcBorders>
+              <w:top w:val="single" w:sz="7" w:space="0" w:color="000000"/>
+              <w:left w:val="single" w:sz="7" w:space="0" w:color="000000"/>
+              <w:bottom w:val="single" w:sz="7" w:space="0" w:color="000000"/>
+              <w:right w:val="single" w:sz="7" w:space="0" w:color="000000"/>
+            </w:tcBorders>
+            <w:tcMar>
+              <w:top w:w="60" w:type="dxa"/>
+              <w:left w:w="90" w:type="dxa"/>
+              <w:bottom w:w="60" w:type="dxa"/>
+              <w:right w:w="90" w:type="dxa"/>
+            </w:tcMar>
+            <w:vAlign w:val="center"/>
+          </w:tcPr>
+          <w:p>
+            <w:pPr>
+              <w:spacing w:after="0" w:before="0" w:line="252" w:lineRule="auto"/>
+              <w:jc w:val="center"/>
+            </w:pPr>
+            <w:r/>
+            <w:r>
+              <w:rPr>
+                <w:rFonts w:ascii="Verdana" w:hAnsi="Verdana"/>
+                <w:b w:val="0"/>
+                <w:sz w:val="20"/>
+              </w:rPr>
+              <w:t>1</w:t>
+            </w:r>
+          </w:p>
+        </w:tc>
+        <w:tc>
+          <w:tcPr>
+            <w:tcW w:type="dxa" w:w="3000"/>
+            <w:tcBorders>
+              <w:top w:val="single" w:sz="7" w:space="0" w:color="000000"/>
+              <w:left w:val="single" w:sz="7" w:space="0" w:color="000000"/>
+              <w:bottom w:val="single" w:sz="7" w:space="0" w:color="000000"/>
+              <w:right w:val="single" w:sz="7" w:space="0" w:color="000000"/>
+            </w:tcBorders>
+            <w:tcMar>
+              <w:top w:w="60" w:type="dxa"/>
+              <w:left w:w="90" w:type="dxa"/>
+              <w:bottom w:w="60" w:type="dxa"/>
+              <w:right w:w="90" w:type="dxa"/>
+            </w:tcMar>
+            <w:vAlign w:val="center"/>
+          </w:tcPr>
+          <w:p>
+            <w:pPr>
+              <w:spacing w:after="0" w:before="0" w:line="252" w:lineRule="auto"/>
+              <w:jc w:val="left"/>
+            </w:pPr>
+            <w:r/>
+            <w:r>
+              <w:rPr>
+                <w:rFonts w:ascii="Verdana" w:hAnsi="Verdana"/>
+                <w:b w:val="0"/>
+                <w:sz w:val="20"/>
+              </w:rPr>
+              <w:t>Mahinder Kumar Minocha</w:t>
+            </w:r>
+          </w:p>
+        </w:tc>
+        <w:tc>
+          <w:tcPr>
+            <w:tcW w:type="dxa" w:w="1800"/>
+            <w:tcBorders>
+              <w:top w:val="single" w:sz="7" w:space="0" w:color="000000"/>
+              <w:left w:val="single" w:sz="7" w:space="0" w:color="000000"/>
+              <w:bottom w:val="single" w:sz="7" w:space="0" w:color="000000"/>
+              <w:right w:val="single" w:sz="7" w:space="0" w:color="000000"/>
+            </w:tcBorders>
+            <w:tcMar>
+              <w:top w:w="60" w:type="dxa"/>
+              <w:left w:w="90" w:type="dxa"/>
+              <w:bottom w:w="60" w:type="dxa"/>
+              <w:right w:w="90" w:type="dxa"/>
+            </w:tcMar>
+            <w:vAlign w:val="center"/>
+          </w:tcPr>
+          <w:p>
+            <w:pPr>
+              <w:spacing w:after="0" w:before="0" w:line="252" w:lineRule="auto"/>
+              <w:jc w:val="center"/>
+            </w:pPr>
+            <w:r/>
+            <w:r>
+              <w:rPr>
+                <w:rFonts w:ascii="Verdana" w:hAnsi="Verdana"/>
+                <w:b w:val="0"/>
+                <w:sz w:val="20"/>
+              </w:rPr>
+              <w:t>06453252</w:t>
+            </w:r>
+          </w:p>
+        </w:tc>
+        <w:tc>
+          <w:tcPr>
+            <w:tcW w:type="dxa" w:w="2600"/>
+            <w:tcBorders>
+              <w:top w:val="single" w:sz="7" w:space="0" w:color="000000"/>
+              <w:left w:val="single" w:sz="7" w:space="0" w:color="000000"/>
+              <w:bottom w:val="single" w:sz="7" w:space="0" w:color="000000"/>
+              <w:right w:val="single" w:sz="7" w:space="0" w:color="000000"/>
+            </w:tcBorders>
+            <w:tcMar>
+              <w:top w:w="60" w:type="dxa"/>
+              <w:left w:w="90" w:type="dxa"/>
+              <w:bottom w:w="60" w:type="dxa"/>
+              <w:right w:w="90" w:type="dxa"/>
+            </w:tcMar>
+            <w:vAlign w:val="center"/>
+          </w:tcPr>
+          <w:p>
+            <w:pPr>
+              <w:spacing w:after="0" w:before="0" w:line="252" w:lineRule="auto"/>
+              <w:jc w:val="left"/>
+            </w:pPr>
+            <w:r/>
+            <w:r>
+              <w:rPr>
+                <w:rFonts w:ascii="Verdana" w:hAnsi="Verdana"/>
+                <w:b w:val="0"/>
+                <w:sz w:val="20"/>
+              </w:rPr>
+              <w:t>Director</w:t>
+            </w:r>
+          </w:p>
+        </w:tc>
+        <w:tc>
+          <w:tcPr>
+            <w:tcW w:type="dxa" w:w="1700"/>
+            <w:tcBorders>
+              <w:top w:val="single" w:sz="7" w:space="0" w:color="000000"/>
+              <w:left w:val="single" w:sz="7" w:space="0" w:color="000000"/>
+              <w:bottom w:val="single" w:sz="7" w:space="0" w:color="000000"/>
+              <w:right w:val="single" w:sz="7" w:space="0" w:color="000000"/>
+            </w:tcBorders>
+            <w:tcMar>
+              <w:top w:w="60" w:type="dxa"/>
+              <w:left w:w="90" w:type="dxa"/>
+              <w:bottom w:w="60" w:type="dxa"/>
+              <w:right w:w="90" w:type="dxa"/>
+            </w:tcMar>
+            <w:vAlign w:val="center"/>
+          </w:tcPr>
+          <w:p>
+            <w:pPr>
+              <w:spacing w:after="0" w:before="0" w:line="252" w:lineRule="auto"/>
+              <w:jc w:val="center"/>
+            </w:pPr>
+            <w:r/>
+            <w:r>
+              <w:rPr>
+                <w:rFonts w:ascii="Verdana" w:hAnsi="Verdana"/>
+                <w:b w:val="0"/>
+                <w:sz w:val="20"/>
+              </w:rPr>
+              <w:t>29-09-2015</w:t>
+            </w:r>
+          </w:p>
+        </w:tc>
+      </w:tr>
+      <w:tr>
+        <w:tc>
+          <w:tcPr>
+            <w:tcW w:type="dxa" w:w="700"/>
+            <w:tcBorders>
+              <w:top w:val="single" w:sz="7" w:space="0" w:color="000000"/>
+              <w:left w:val="single" w:sz="7" w:space="0" w:color="000000"/>
+              <w:bottom w:val="single" w:sz="7" w:space="0" w:color="000000"/>
+              <w:right w:val="single" w:sz="7" w:space="0" w:color="000000"/>
+            </w:tcBorders>
+            <w:tcMar>
+              <w:top w:w="60" w:type="dxa"/>
+              <w:left w:w="90" w:type="dxa"/>
+              <w:bottom w:w="60" w:type="dxa"/>
+              <w:right w:w="90" w:type="dxa"/>
+            </w:tcMar>
+            <w:vAlign w:val="center"/>
+          </w:tcPr>
+          <w:p>
+            <w:pPr>
+              <w:spacing w:after="0" w:before="0" w:line="252" w:lineRule="auto"/>
+              <w:jc w:val="center"/>
+            </w:pPr>
+            <w:r/>
+            <w:r>
+              <w:rPr>
+                <w:rFonts w:ascii="Verdana" w:hAnsi="Verdana"/>
+                <w:b w:val="0"/>
+                <w:sz w:val="20"/>
+              </w:rPr>
+              <w:t>2</w:t>
+            </w:r>
+          </w:p>
+        </w:tc>
+        <w:tc>
+          <w:tcPr>
+            <w:tcW w:type="dxa" w:w="3000"/>
+            <w:tcBorders>
+              <w:top w:val="single" w:sz="7" w:space="0" w:color="000000"/>
+              <w:left w:val="single" w:sz="7" w:space="0" w:color="000000"/>
+              <w:bottom w:val="single" w:sz="7" w:space="0" w:color="000000"/>
+              <w:right w:val="single" w:sz="7" w:space="0" w:color="000000"/>
+            </w:tcBorders>
+            <w:tcMar>
+              <w:top w:w="60" w:type="dxa"/>
+              <w:left w:w="90" w:type="dxa"/>
+              <w:bottom w:w="60" w:type="dxa"/>
+              <w:right w:w="90" w:type="dxa"/>
+            </w:tcMar>
+            <w:vAlign w:val="center"/>
+          </w:tcPr>
+          <w:p>
+            <w:pPr>
+              <w:spacing w:after="0" w:before="0" w:line="252" w:lineRule="auto"/>
+              <w:jc w:val="left"/>
+            </w:pPr>
+            <w:r/>
+            <w:r>
+              <w:rPr>
+                <w:rFonts w:ascii="Verdana" w:hAnsi="Verdana"/>
+                <w:b w:val="0"/>
+                <w:sz w:val="20"/>
+              </w:rPr>
+              <w:t>Okesh Singh</w:t>
+            </w:r>
+          </w:p>
+        </w:tc>
+        <w:tc>
+          <w:tcPr>
+            <w:tcW w:type="dxa" w:w="1800"/>
+            <w:tcBorders>
+              <w:top w:val="single" w:sz="7" w:space="0" w:color="000000"/>
+              <w:left w:val="single" w:sz="7" w:space="0" w:color="000000"/>
+              <w:bottom w:val="single" w:sz="7" w:space="0" w:color="000000"/>
+              <w:right w:val="single" w:sz="7" w:space="0" w:color="000000"/>
+            </w:tcBorders>
+            <w:tcMar>
+              <w:top w:w="60" w:type="dxa"/>
+              <w:left w:w="90" w:type="dxa"/>
+              <w:bottom w:w="60" w:type="dxa"/>
+              <w:right w:w="90" w:type="dxa"/>
+            </w:tcMar>
+            <w:vAlign w:val="center"/>
+          </w:tcPr>
+          <w:p>
+            <w:pPr>
+              <w:spacing w:after="0" w:before="0" w:line="252" w:lineRule="auto"/>
+              <w:jc w:val="center"/>
+            </w:pPr>
+            <w:r/>
+            <w:r>
+              <w:rPr>
+                <w:rFonts w:ascii="Verdana" w:hAnsi="Verdana"/>
+                <w:b w:val="0"/>
+                <w:sz w:val="20"/>
+              </w:rPr>
+              <w:t>06536825</w:t>
+            </w:r>
+          </w:p>
+        </w:tc>
+        <w:tc>
+          <w:tcPr>
+            <w:tcW w:type="dxa" w:w="2600"/>
+            <w:tcBorders>
+              <w:top w:val="single" w:sz="7" w:space="0" w:color="000000"/>
+              <w:left w:val="single" w:sz="7" w:space="0" w:color="000000"/>
+              <w:bottom w:val="single" w:sz="7" w:space="0" w:color="000000"/>
+              <w:right w:val="single" w:sz="7" w:space="0" w:color="000000"/>
+            </w:tcBorders>
+            <w:tcMar>
+              <w:top w:w="60" w:type="dxa"/>
+              <w:left w:w="90" w:type="dxa"/>
+              <w:bottom w:w="60" w:type="dxa"/>
+              <w:right w:w="90" w:type="dxa"/>
+            </w:tcMar>
+            <w:vAlign w:val="center"/>
+          </w:tcPr>
+          <w:p>
+            <w:pPr>
+              <w:spacing w:after="0" w:before="0" w:line="252" w:lineRule="auto"/>
+              <w:jc w:val="left"/>
+            </w:pPr>
+            <w:r/>
+            <w:r>
+              <w:rPr>
+                <w:rFonts w:ascii="Verdana" w:hAnsi="Verdana"/>
+                <w:b w:val="0"/>
+                <w:sz w:val="20"/>
+              </w:rPr>
+              <w:t>Director</w:t>
+            </w:r>
+          </w:p>
+        </w:tc>
+        <w:tc>
+          <w:tcPr>
+            <w:tcW w:type="dxa" w:w="1700"/>
+            <w:tcBorders>
+              <w:top w:val="single" w:sz="7" w:space="0" w:color="000000"/>
+              <w:left w:val="single" w:sz="7" w:space="0" w:color="000000"/>
+              <w:bottom w:val="single" w:sz="7" w:space="0" w:color="000000"/>
+              <w:right w:val="single" w:sz="7" w:space="0" w:color="000000"/>
+            </w:tcBorders>
+            <w:tcMar>
+              <w:top w:w="60" w:type="dxa"/>
+              <w:left w:w="90" w:type="dxa"/>
+              <w:bottom w:w="60" w:type="dxa"/>
+              <w:right w:w="90" w:type="dxa"/>
+            </w:tcMar>
+            <w:vAlign w:val="center"/>
+          </w:tcPr>
+          <w:p>
+            <w:pPr>
+              <w:spacing w:after="0" w:before="0" w:line="252" w:lineRule="auto"/>
+              <w:jc w:val="center"/>
+            </w:pPr>
+            <w:r/>
+            <w:r>
+              <w:rPr>
+                <w:rFonts w:ascii="Verdana" w:hAnsi="Verdana"/>
+                <w:b w:val="0"/>
+                <w:sz w:val="20"/>
+              </w:rPr>
+              <w:t>26-04-2023</w:t>
+            </w:r>
+          </w:p>
+        </w:tc>
+      </w:tr>
+    </w:tbl>
+    <w:p>
+      <w:pPr>
+        <w:spacing w:before="240"/>
+        <w:ind w:right="1388"/>
+        <w:jc w:val="right"/>
+      </w:pPr>
+      <w:r>
+        <w:rPr>
+          <w:rFonts w:ascii="Verdana" w:hAnsi="Verdana"/>
+          <w:sz w:val="18"/>
+        </w:rPr>
+        <w:t>Report generated on 07-09-2026</w:t>
+      </w:r>
+    </w:p>
     <w:sectPr>
       <w:headerReference w:type="default" r:id="rId7"/>
       <w:footerReference w:type="default" r:id="rId8"/>
